--- a/IAD/lab3/rep/ОТЧЕТ.docx
+++ b/IAD/lab3/rep/ОТЧЕТ.docx
@@ -139,9 +139,6 @@
         <w:spacing w:after="152" w:line="259" w:lineRule="auto"/>
         <w:ind w:left="588" w:right="1"/>
         <w:jc w:val="center"/>
-        <w:rPr>
-          <w:lang w:val="ru-RU"/>
-        </w:rPr>
       </w:pPr>
       <w:r>
         <w:rPr>
@@ -154,22 +151,36 @@
         <w:rPr>
           <w:rFonts w:ascii="Times New Roman" w:eastAsia="Times New Roman" w:hAnsi="Times New Roman" w:cs="Times New Roman"/>
           <w:sz w:val="24"/>
-          <w:lang w:val="ru-RU"/>
         </w:rPr>
         <w:t>3</w:t>
       </w:r>
     </w:p>
     <w:p>
       <w:pPr>
-        <w:spacing w:after="150" w:line="259" w:lineRule="auto"/>
-        <w:ind w:left="2022" w:right="0"/>
+        <w:spacing w:after="152" w:line="259" w:lineRule="auto"/>
+        <w:ind w:left="588" w:right="1"/>
+        <w:jc w:val="center"/>
       </w:pPr>
       <w:r>
         <w:rPr>
           <w:rFonts w:ascii="Times New Roman" w:eastAsia="Times New Roman" w:hAnsi="Times New Roman" w:cs="Times New Roman"/>
           <w:sz w:val="24"/>
         </w:rPr>
-        <w:t xml:space="preserve">По дисциплине: «Языковые процессы интеллектуальных систем» </w:t>
+        <w:t>По дисциплине: «</w:t>
+      </w:r>
+      <w:r>
+        <w:rPr>
+          <w:rFonts w:ascii="Times New Roman" w:eastAsia="Times New Roman" w:hAnsi="Times New Roman" w:cs="Times New Roman"/>
+          <w:sz w:val="24"/>
+        </w:rPr>
+        <w:t>ИАД</w:t>
+      </w:r>
+      <w:r>
+        <w:rPr>
+          <w:rFonts w:ascii="Times New Roman" w:eastAsia="Times New Roman" w:hAnsi="Times New Roman" w:cs="Times New Roman"/>
+          <w:sz w:val="24"/>
+        </w:rPr>
+        <w:t>»</w:t>
       </w:r>
     </w:p>
     <w:p>
@@ -189,13 +200,41 @@
         </w:rPr>
         <w:t>Тема: «</w:t>
       </w:r>
+      <w:proofErr w:type="spellStart"/>
       <w:r>
         <w:rPr>
           <w:rFonts w:eastAsia="Times New Roman"/>
           <w:b/>
           <w:bCs/>
         </w:rPr>
-        <w:t>Предобучение нейронных сетей с использованием автоэнкодерного подхода</w:t>
+        <w:t>Предобучение</w:t>
+      </w:r>
+      <w:proofErr w:type="spellEnd"/>
+      <w:r>
+        <w:rPr>
+          <w:rFonts w:eastAsia="Times New Roman"/>
+          <w:b/>
+          <w:bCs/>
+        </w:rPr>
+        <w:t xml:space="preserve"> нейронных сетей с использованием </w:t>
+      </w:r>
+      <w:proofErr w:type="spellStart"/>
+      <w:r>
+        <w:rPr>
+          <w:rFonts w:eastAsia="Times New Roman"/>
+          <w:b/>
+          <w:bCs/>
+        </w:rPr>
+        <w:t>автоэнкодерного</w:t>
+      </w:r>
+      <w:proofErr w:type="spellEnd"/>
+      <w:r>
+        <w:rPr>
+          <w:rFonts w:eastAsia="Times New Roman"/>
+          <w:b/>
+          <w:bCs/>
+        </w:rPr>
+        <w:t xml:space="preserve"> подхода</w:t>
       </w:r>
       <w:r>
         <w:rPr>
@@ -327,12 +366,21 @@
         <w:spacing w:after="150" w:line="259" w:lineRule="auto"/>
         <w:ind w:left="7934" w:right="0"/>
       </w:pPr>
+      <w:proofErr w:type="spellStart"/>
       <w:r>
         <w:rPr>
           <w:rFonts w:ascii="Times New Roman" w:eastAsia="Times New Roman" w:hAnsi="Times New Roman" w:cs="Times New Roman"/>
           <w:sz w:val="24"/>
         </w:rPr>
-        <w:t xml:space="preserve">Андренко К.В. </w:t>
+        <w:t>Андренко</w:t>
+      </w:r>
+      <w:proofErr w:type="spellEnd"/>
+      <w:r>
+        <w:rPr>
+          <w:rFonts w:ascii="Times New Roman" w:eastAsia="Times New Roman" w:hAnsi="Times New Roman" w:cs="Times New Roman"/>
+          <w:sz w:val="24"/>
+        </w:rPr>
+        <w:t xml:space="preserve"> К.В. </w:t>
       </w:r>
     </w:p>
     <w:p>
@@ -481,7 +529,39 @@
           <w:rFonts w:ascii="Times New Roman" w:eastAsia="Times New Roman" w:hAnsi="Times New Roman" w:cs="Times New Roman"/>
           <w:sz w:val="28"/>
         </w:rPr>
-        <w:t>научиться осуществлять предобучение нейронных сетей с помощью автоэнкодерного подхода</w:t>
+        <w:t xml:space="preserve">научиться осуществлять </w:t>
+      </w:r>
+      <w:proofErr w:type="spellStart"/>
+      <w:r>
+        <w:rPr>
+          <w:rFonts w:ascii="Times New Roman" w:eastAsia="Times New Roman" w:hAnsi="Times New Roman" w:cs="Times New Roman"/>
+          <w:sz w:val="28"/>
+        </w:rPr>
+        <w:t>предобучение</w:t>
+      </w:r>
+      <w:proofErr w:type="spellEnd"/>
+      <w:r>
+        <w:rPr>
+          <w:rFonts w:ascii="Times New Roman" w:eastAsia="Times New Roman" w:hAnsi="Times New Roman" w:cs="Times New Roman"/>
+          <w:sz w:val="28"/>
+        </w:rPr>
+        <w:t xml:space="preserve"> нейронных сетей с помощью </w:t>
+      </w:r>
+      <w:proofErr w:type="spellStart"/>
+      <w:r>
+        <w:rPr>
+          <w:rFonts w:ascii="Times New Roman" w:eastAsia="Times New Roman" w:hAnsi="Times New Roman" w:cs="Times New Roman"/>
+          <w:sz w:val="28"/>
+        </w:rPr>
+        <w:t>автоэнкодерного</w:t>
+      </w:r>
+      <w:proofErr w:type="spellEnd"/>
+      <w:r>
+        <w:rPr>
+          <w:rFonts w:ascii="Times New Roman" w:eastAsia="Times New Roman" w:hAnsi="Times New Roman" w:cs="Times New Roman"/>
+          <w:sz w:val="28"/>
+        </w:rPr>
+        <w:t xml:space="preserve"> подхода</w:t>
       </w:r>
     </w:p>
     <w:p>
@@ -491,7 +571,6 @@
         <w:rPr>
           <w:b w:val="0"/>
           <w:u w:val="none"/>
-          <w:lang w:val="ru-RU"/>
         </w:rPr>
       </w:pPr>
       <w:r>
@@ -507,36 +586,100 @@
     </w:p>
     <w:p>
       <w:r>
-        <w:t>1. Взять за основу любую сверточную или полносвязную архитектуру с количеством слоев более 3. Осуществить ее обучение (без предобучения) в соответствии с вариантом задания. Получить оценку эффективности модели, используя метрики, специфичные для решаемой задачи (например, MAPE – для регрессионной задачи или F1/Confusion matrix для классификационной).</w:t>
-      </w:r>
-    </w:p>
-    <w:p>
-      <w:r>
-        <w:t>2. Выполнить обучение с предобучением, используя автоэнкодерный подход, алгоритм которого изложен в лекции. Условие останова (например, по количеству эпох) при обучении отдельных слоев с использованием автоэнкодера выбрать самостоятельно.</w:t>
-      </w:r>
-    </w:p>
-    <w:p>
-      <w:r>
-        <w:t>3. Сравнить результаты, полученные при обучении с/без предобучения, сделать выводы.</w:t>
-      </w:r>
-    </w:p>
-    <w:p>
-      <w:pPr>
-        <w:rPr>
-          <w:lang w:val="ru-RU"/>
-        </w:rPr>
-      </w:pPr>
-      <w:r>
-        <w:t>4. Оформить отчет по выполненной работе, загрузить исходный код и отчет в соответствующий репозиторий на github.</w:t>
+        <w:t xml:space="preserve">1. Взять за основу любую сверточную или </w:t>
+      </w:r>
+      <w:proofErr w:type="spellStart"/>
+      <w:r>
+        <w:t>полносвязную</w:t>
+      </w:r>
+      <w:proofErr w:type="spellEnd"/>
+      <w:r>
+        <w:t xml:space="preserve"> архитектуру с количеством слоев более 3. Осуществить ее обучение (без </w:t>
+      </w:r>
+      <w:proofErr w:type="spellStart"/>
+      <w:r>
+        <w:t>предобучения</w:t>
+      </w:r>
+      <w:proofErr w:type="spellEnd"/>
+      <w:r>
+        <w:t>) в соответствии с вариантом задания. Получить оценку эффективности модели, используя метрики, специфичные для решаемой задачи (например, MAPE – для регрессионной задачи или F1/</w:t>
+      </w:r>
+      <w:proofErr w:type="spellStart"/>
+      <w:r>
+        <w:t>Confusion</w:t>
+      </w:r>
+      <w:proofErr w:type="spellEnd"/>
+      <w:r>
+        <w:t xml:space="preserve"> </w:t>
+      </w:r>
+      <w:proofErr w:type="spellStart"/>
+      <w:r>
+        <w:t>matrix</w:t>
+      </w:r>
+      <w:proofErr w:type="spellEnd"/>
+      <w:r>
+        <w:t xml:space="preserve"> для классификационной).</w:t>
+      </w:r>
+    </w:p>
+    <w:p>
+      <w:r>
+        <w:t xml:space="preserve">2. Выполнить обучение с </w:t>
+      </w:r>
+      <w:proofErr w:type="spellStart"/>
+      <w:r>
+        <w:t>предобучением</w:t>
+      </w:r>
+      <w:proofErr w:type="spellEnd"/>
+      <w:r>
+        <w:t xml:space="preserve">, используя </w:t>
+      </w:r>
+      <w:proofErr w:type="spellStart"/>
+      <w:r>
+        <w:t>автоэнкодерный</w:t>
+      </w:r>
+      <w:proofErr w:type="spellEnd"/>
+      <w:r>
+        <w:t xml:space="preserve"> подход, алгоритм которого изложен в лекции. Условие останова (например, по количеству эпох) при обучении отдельных слоев с использованием </w:t>
+      </w:r>
+      <w:proofErr w:type="spellStart"/>
+      <w:r>
+        <w:t>автоэнкодера</w:t>
+      </w:r>
+      <w:proofErr w:type="spellEnd"/>
+      <w:r>
+        <w:t xml:space="preserve"> выбрать самостоятельно.</w:t>
+      </w:r>
+    </w:p>
+    <w:p>
+      <w:r>
+        <w:t xml:space="preserve">3. Сравнить результаты, полученные при обучении с/без </w:t>
+      </w:r>
+      <w:proofErr w:type="spellStart"/>
+      <w:r>
+        <w:t>предобучения</w:t>
+      </w:r>
+      <w:proofErr w:type="spellEnd"/>
+      <w:r>
+        <w:t>, сделать выводы.</w:t>
+      </w:r>
+    </w:p>
+    <w:p>
+      <w:r>
+        <w:t xml:space="preserve">4. Оформить отчет по выполненной работе, загрузить исходный код и отчет в соответствующий репозиторий на </w:t>
+      </w:r>
+      <w:proofErr w:type="spellStart"/>
+      <w:r>
+        <w:t>github</w:t>
+      </w:r>
+      <w:proofErr w:type="spellEnd"/>
+      <w:r>
+        <w:t>.</w:t>
       </w:r>
     </w:p>
     <w:p>
       <w:pPr>
         <w:pStyle w:val="1"/>
         <w:ind w:left="562"/>
-        <w:rPr>
-          <w:lang w:val="ru-RU"/>
-        </w:rPr>
       </w:pPr>
       <w:r>
         <w:t>Задание по вариантам</w:t>
@@ -553,11 +696,11 @@
       <w:pPr>
         <w:spacing w:after="117" w:line="259" w:lineRule="auto"/>
         <w:ind w:left="566" w:right="-10" w:firstLine="0"/>
-        <w:rPr>
-          <w:lang w:val="ru-RU"/>
-        </w:rPr>
-      </w:pPr>
-      <w:r>
+      </w:pPr>
+      <w:r>
+        <w:rPr>
+          <w:noProof/>
+        </w:rPr>
         <w:drawing>
           <wp:inline distT="0" distB="0" distL="0" distR="0" wp14:anchorId="1F442BD2" wp14:editId="5EDCB4FD">
             <wp:extent cx="6473190" cy="293370"/>
@@ -599,6 +742,9 @@
       <w:pPr>
         <w:spacing w:after="147" w:line="249" w:lineRule="auto"/>
         <w:ind w:left="-15" w:right="3514" w:firstLine="0"/>
+        <w:rPr>
+          <w:lang w:val="en-US"/>
+        </w:rPr>
       </w:pPr>
       <w:r>
         <w:rPr>
@@ -606,7 +752,33 @@
           <w:b/>
           <w:sz w:val="24"/>
         </w:rPr>
-        <w:t xml:space="preserve">Код программы: </w:t>
+        <w:t>Код</w:t>
+      </w:r>
+      <w:r>
+        <w:rPr>
+          <w:rFonts w:ascii="Times New Roman" w:eastAsia="Times New Roman" w:hAnsi="Times New Roman" w:cs="Times New Roman"/>
+          <w:b/>
+          <w:sz w:val="24"/>
+          <w:lang w:val="en-US"/>
+        </w:rPr>
+        <w:t xml:space="preserve"> </w:t>
+      </w:r>
+      <w:r>
+        <w:rPr>
+          <w:rFonts w:ascii="Times New Roman" w:eastAsia="Times New Roman" w:hAnsi="Times New Roman" w:cs="Times New Roman"/>
+          <w:b/>
+          <w:sz w:val="24"/>
+        </w:rPr>
+        <w:t>программы</w:t>
+      </w:r>
+      <w:r>
+        <w:rPr>
+          <w:rFonts w:ascii="Times New Roman" w:eastAsia="Times New Roman" w:hAnsi="Times New Roman" w:cs="Times New Roman"/>
+          <w:b/>
+          <w:sz w:val="24"/>
+          <w:lang w:val="en-US"/>
+        </w:rPr>
+        <w:t xml:space="preserve">: </w:t>
       </w:r>
     </w:p>
     <w:p>
@@ -618,215 +790,1352 @@
         </w:rPr>
       </w:pPr>
       <w:r>
+        <w:rPr>
+          <w:lang w:val="en-US"/>
+        </w:rPr>
         <w:t>import pandas as pd</w:t>
       </w:r>
       <w:r>
-        <w:br/>
-        <w:t>from sklearn.model_selection import train_test_split</w:t>
-      </w:r>
-      <w:r>
-        <w:br/>
-        <w:t>from sklearn.preprocessing import StandardScaler, LabelEncoder</w:t>
-      </w:r>
-      <w:r>
-        <w:br/>
-        <w:t>import matplotlib.pyplot as plt</w:t>
-      </w:r>
-      <w:r>
-        <w:br/>
-      </w:r>
-      <w:r>
-        <w:br/>
-        <w:t>data = pd.read_excel("Raisin_Dataset.xlsx")</w:t>
-      </w:r>
-      <w:r>
-        <w:br/>
-      </w:r>
-      <w:r>
-        <w:br/>
-        <w:t>label_encoder = LabelEncoder()</w:t>
-      </w:r>
-      <w:r>
-        <w:br/>
-        <w:t>data['Class'] = label_encoder.fit_transform(data['Class'])</w:t>
-      </w:r>
-      <w:r>
-        <w:br/>
-      </w:r>
-      <w:r>
-        <w:br/>
-        <w:t>X = data.drop('Class', axis=1)</w:t>
-      </w:r>
-      <w:r>
-        <w:br/>
-        <w:t>y = data['Class']</w:t>
-      </w:r>
-      <w:r>
-        <w:br/>
-        <w:t>X_train, X_test, y_train, y_test = train_test_split(X, y, test_size=0.3, random_state=42)</w:t>
-      </w:r>
-      <w:r>
-        <w:br/>
-      </w:r>
-      <w:r>
+        <w:rPr>
+          <w:lang w:val="en-US"/>
+        </w:rPr>
+        <w:br/>
+        <w:t xml:space="preserve">from </w:t>
+      </w:r>
+      <w:proofErr w:type="spellStart"/>
+      <w:r>
+        <w:rPr>
+          <w:lang w:val="en-US"/>
+        </w:rPr>
+        <w:t>sklearn.model_selection</w:t>
+      </w:r>
+      <w:proofErr w:type="spellEnd"/>
+      <w:r>
+        <w:rPr>
+          <w:lang w:val="en-US"/>
+        </w:rPr>
+        <w:t xml:space="preserve"> import </w:t>
+      </w:r>
+      <w:proofErr w:type="spellStart"/>
+      <w:r>
+        <w:rPr>
+          <w:lang w:val="en-US"/>
+        </w:rPr>
+        <w:t>train_test_split</w:t>
+      </w:r>
+      <w:proofErr w:type="spellEnd"/>
+      <w:r>
+        <w:rPr>
+          <w:lang w:val="en-US"/>
+        </w:rPr>
+        <w:br/>
+        <w:t xml:space="preserve">from </w:t>
+      </w:r>
+      <w:proofErr w:type="spellStart"/>
+      <w:r>
+        <w:rPr>
+          <w:lang w:val="en-US"/>
+        </w:rPr>
+        <w:t>sklearn.preprocessing</w:t>
+      </w:r>
+      <w:proofErr w:type="spellEnd"/>
+      <w:r>
+        <w:rPr>
+          <w:lang w:val="en-US"/>
+        </w:rPr>
+        <w:t xml:space="preserve"> import StandardScaler, </w:t>
+      </w:r>
+      <w:proofErr w:type="spellStart"/>
+      <w:r>
+        <w:rPr>
+          <w:lang w:val="en-US"/>
+        </w:rPr>
+        <w:t>LabelEncoder</w:t>
+      </w:r>
+      <w:proofErr w:type="spellEnd"/>
+      <w:r>
+        <w:rPr>
+          <w:lang w:val="en-US"/>
+        </w:rPr>
+        <w:br/>
+        <w:t xml:space="preserve">import </w:t>
+      </w:r>
+      <w:proofErr w:type="spellStart"/>
+      <w:r>
+        <w:rPr>
+          <w:lang w:val="en-US"/>
+        </w:rPr>
+        <w:t>matplotlib.pyplot</w:t>
+      </w:r>
+      <w:proofErr w:type="spellEnd"/>
+      <w:r>
+        <w:rPr>
+          <w:lang w:val="en-US"/>
+        </w:rPr>
+        <w:t xml:space="preserve"> as </w:t>
+      </w:r>
+      <w:proofErr w:type="spellStart"/>
+      <w:r>
+        <w:rPr>
+          <w:lang w:val="en-US"/>
+        </w:rPr>
+        <w:t>plt</w:t>
+      </w:r>
+      <w:proofErr w:type="spellEnd"/>
+      <w:r>
+        <w:rPr>
+          <w:lang w:val="en-US"/>
+        </w:rPr>
+        <w:br/>
+      </w:r>
+      <w:r>
+        <w:rPr>
+          <w:lang w:val="en-US"/>
+        </w:rPr>
+        <w:br/>
+        <w:t xml:space="preserve">data = </w:t>
+      </w:r>
+      <w:proofErr w:type="spellStart"/>
+      <w:r>
+        <w:rPr>
+          <w:lang w:val="en-US"/>
+        </w:rPr>
+        <w:t>pd.read_excel</w:t>
+      </w:r>
+      <w:proofErr w:type="spellEnd"/>
+      <w:r>
+        <w:rPr>
+          <w:lang w:val="en-US"/>
+        </w:rPr>
+        <w:t>("Raisin_Dataset.xlsx")</w:t>
+      </w:r>
+      <w:r>
+        <w:rPr>
+          <w:lang w:val="en-US"/>
+        </w:rPr>
+        <w:br/>
+      </w:r>
+      <w:r>
+        <w:rPr>
+          <w:lang w:val="en-US"/>
+        </w:rPr>
+        <w:br/>
+      </w:r>
+      <w:proofErr w:type="spellStart"/>
+      <w:r>
+        <w:rPr>
+          <w:lang w:val="en-US"/>
+        </w:rPr>
+        <w:t>label_encoder</w:t>
+      </w:r>
+      <w:proofErr w:type="spellEnd"/>
+      <w:r>
+        <w:rPr>
+          <w:lang w:val="en-US"/>
+        </w:rPr>
+        <w:t xml:space="preserve"> = </w:t>
+      </w:r>
+      <w:proofErr w:type="spellStart"/>
+      <w:r>
+        <w:rPr>
+          <w:lang w:val="en-US"/>
+        </w:rPr>
+        <w:t>LabelEncoder</w:t>
+      </w:r>
+      <w:proofErr w:type="spellEnd"/>
+      <w:r>
+        <w:rPr>
+          <w:lang w:val="en-US"/>
+        </w:rPr>
+        <w:t>()</w:t>
+      </w:r>
+      <w:r>
+        <w:rPr>
+          <w:lang w:val="en-US"/>
+        </w:rPr>
+        <w:br/>
+        <w:t>data['</w:t>
+      </w:r>
+      <w:proofErr w:type="spellStart"/>
+      <w:r>
+        <w:rPr>
+          <w:lang w:val="en-US"/>
+        </w:rPr>
+        <w:t>Class'</w:t>
+      </w:r>
+      <w:proofErr w:type="spellEnd"/>
+      <w:r>
+        <w:rPr>
+          <w:lang w:val="en-US"/>
+        </w:rPr>
+        <w:t xml:space="preserve">] = </w:t>
+      </w:r>
+      <w:proofErr w:type="spellStart"/>
+      <w:r>
+        <w:rPr>
+          <w:lang w:val="en-US"/>
+        </w:rPr>
+        <w:t>label_encoder.fit_transform</w:t>
+      </w:r>
+      <w:proofErr w:type="spellEnd"/>
+      <w:r>
+        <w:rPr>
+          <w:lang w:val="en-US"/>
+        </w:rPr>
+        <w:t>(data['</w:t>
+      </w:r>
+      <w:proofErr w:type="spellStart"/>
+      <w:r>
+        <w:rPr>
+          <w:lang w:val="en-US"/>
+        </w:rPr>
+        <w:t>Class'</w:t>
+      </w:r>
+      <w:proofErr w:type="spellEnd"/>
+      <w:r>
+        <w:rPr>
+          <w:lang w:val="en-US"/>
+        </w:rPr>
+        <w:t>])</w:t>
+      </w:r>
+      <w:r>
+        <w:rPr>
+          <w:lang w:val="en-US"/>
+        </w:rPr>
+        <w:br/>
+      </w:r>
+      <w:r>
+        <w:rPr>
+          <w:lang w:val="en-US"/>
+        </w:rPr>
+        <w:br/>
+        <w:t xml:space="preserve">X = </w:t>
+      </w:r>
+      <w:proofErr w:type="spellStart"/>
+      <w:r>
+        <w:rPr>
+          <w:lang w:val="en-US"/>
+        </w:rPr>
+        <w:t>data.drop</w:t>
+      </w:r>
+      <w:proofErr w:type="spellEnd"/>
+      <w:r>
+        <w:rPr>
+          <w:lang w:val="en-US"/>
+        </w:rPr>
+        <w:t>('Class', axis=1)</w:t>
+      </w:r>
+      <w:r>
+        <w:rPr>
+          <w:lang w:val="en-US"/>
+        </w:rPr>
+        <w:br/>
+        <w:t>y = data['</w:t>
+      </w:r>
+      <w:proofErr w:type="spellStart"/>
+      <w:r>
+        <w:rPr>
+          <w:lang w:val="en-US"/>
+        </w:rPr>
+        <w:t>Class'</w:t>
+      </w:r>
+      <w:proofErr w:type="spellEnd"/>
+      <w:r>
+        <w:rPr>
+          <w:lang w:val="en-US"/>
+        </w:rPr>
+        <w:t>]</w:t>
+      </w:r>
+      <w:r>
+        <w:rPr>
+          <w:lang w:val="en-US"/>
+        </w:rPr>
+        <w:br/>
+      </w:r>
+      <w:proofErr w:type="spellStart"/>
+      <w:r>
+        <w:rPr>
+          <w:lang w:val="en-US"/>
+        </w:rPr>
+        <w:t>X_train</w:t>
+      </w:r>
+      <w:proofErr w:type="spellEnd"/>
+      <w:r>
+        <w:rPr>
+          <w:lang w:val="en-US"/>
+        </w:rPr>
+        <w:t xml:space="preserve">, </w:t>
+      </w:r>
+      <w:proofErr w:type="spellStart"/>
+      <w:r>
+        <w:rPr>
+          <w:lang w:val="en-US"/>
+        </w:rPr>
+        <w:t>X_test</w:t>
+      </w:r>
+      <w:proofErr w:type="spellEnd"/>
+      <w:r>
+        <w:rPr>
+          <w:lang w:val="en-US"/>
+        </w:rPr>
+        <w:t xml:space="preserve">, </w:t>
+      </w:r>
+      <w:proofErr w:type="spellStart"/>
+      <w:r>
+        <w:rPr>
+          <w:lang w:val="en-US"/>
+        </w:rPr>
+        <w:t>y_train</w:t>
+      </w:r>
+      <w:proofErr w:type="spellEnd"/>
+      <w:r>
+        <w:rPr>
+          <w:lang w:val="en-US"/>
+        </w:rPr>
+        <w:t xml:space="preserve">, </w:t>
+      </w:r>
+      <w:proofErr w:type="spellStart"/>
+      <w:r>
+        <w:rPr>
+          <w:lang w:val="en-US"/>
+        </w:rPr>
+        <w:t>y_test</w:t>
+      </w:r>
+      <w:proofErr w:type="spellEnd"/>
+      <w:r>
+        <w:rPr>
+          <w:lang w:val="en-US"/>
+        </w:rPr>
+        <w:t xml:space="preserve"> = </w:t>
+      </w:r>
+      <w:proofErr w:type="spellStart"/>
+      <w:r>
+        <w:rPr>
+          <w:lang w:val="en-US"/>
+        </w:rPr>
+        <w:t>train_test_split</w:t>
+      </w:r>
+      <w:proofErr w:type="spellEnd"/>
+      <w:r>
+        <w:rPr>
+          <w:lang w:val="en-US"/>
+        </w:rPr>
+        <w:t xml:space="preserve">(X, y, </w:t>
+      </w:r>
+      <w:proofErr w:type="spellStart"/>
+      <w:r>
+        <w:rPr>
+          <w:lang w:val="en-US"/>
+        </w:rPr>
+        <w:t>test_size</w:t>
+      </w:r>
+      <w:proofErr w:type="spellEnd"/>
+      <w:r>
+        <w:rPr>
+          <w:lang w:val="en-US"/>
+        </w:rPr>
+        <w:t xml:space="preserve">=0.3, </w:t>
+      </w:r>
+      <w:proofErr w:type="spellStart"/>
+      <w:r>
+        <w:rPr>
+          <w:lang w:val="en-US"/>
+        </w:rPr>
+        <w:t>random_state</w:t>
+      </w:r>
+      <w:proofErr w:type="spellEnd"/>
+      <w:r>
+        <w:rPr>
+          <w:lang w:val="en-US"/>
+        </w:rPr>
+        <w:t>=42)</w:t>
+      </w:r>
+      <w:r>
+        <w:rPr>
+          <w:lang w:val="en-US"/>
+        </w:rPr>
+        <w:br/>
+      </w:r>
+      <w:r>
+        <w:rPr>
+          <w:lang w:val="en-US"/>
+        </w:rPr>
         <w:br/>
         <w:t>scaler = StandardScaler()</w:t>
       </w:r>
       <w:r>
-        <w:br/>
-        <w:t>X_train = scaler.fit_transform(X_train)</w:t>
-      </w:r>
-      <w:r>
-        <w:br/>
-        <w:t>X_test = scaler.transform(X_test)</w:t>
-      </w:r>
-      <w:r>
-        <w:br/>
-      </w:r>
-      <w:r>
-        <w:br/>
-        <w:t>from keras.models import Sequential</w:t>
-      </w:r>
-      <w:r>
-        <w:br/>
-        <w:t>from keras.layers import Dense</w:t>
-      </w:r>
-      <w:r>
-        <w:br/>
-        <w:t>from keras.optimizers import Adam</w:t>
-      </w:r>
-      <w:r>
-        <w:br/>
-      </w:r>
-      <w:r>
+        <w:rPr>
+          <w:lang w:val="en-US"/>
+        </w:rPr>
+        <w:br/>
+      </w:r>
+      <w:proofErr w:type="spellStart"/>
+      <w:r>
+        <w:rPr>
+          <w:lang w:val="en-US"/>
+        </w:rPr>
+        <w:t>X_train</w:t>
+      </w:r>
+      <w:proofErr w:type="spellEnd"/>
+      <w:r>
+        <w:rPr>
+          <w:lang w:val="en-US"/>
+        </w:rPr>
+        <w:t xml:space="preserve"> = </w:t>
+      </w:r>
+      <w:proofErr w:type="spellStart"/>
+      <w:r>
+        <w:rPr>
+          <w:lang w:val="en-US"/>
+        </w:rPr>
+        <w:t>scaler.fit_transform</w:t>
+      </w:r>
+      <w:proofErr w:type="spellEnd"/>
+      <w:r>
+        <w:rPr>
+          <w:lang w:val="en-US"/>
+        </w:rPr>
+        <w:t>(</w:t>
+      </w:r>
+      <w:proofErr w:type="spellStart"/>
+      <w:r>
+        <w:rPr>
+          <w:lang w:val="en-US"/>
+        </w:rPr>
+        <w:t>X_train</w:t>
+      </w:r>
+      <w:proofErr w:type="spellEnd"/>
+      <w:r>
+        <w:rPr>
+          <w:lang w:val="en-US"/>
+        </w:rPr>
+        <w:t>)</w:t>
+      </w:r>
+      <w:r>
+        <w:rPr>
+          <w:lang w:val="en-US"/>
+        </w:rPr>
+        <w:br/>
+      </w:r>
+      <w:proofErr w:type="spellStart"/>
+      <w:r>
+        <w:rPr>
+          <w:lang w:val="en-US"/>
+        </w:rPr>
+        <w:t>X_test</w:t>
+      </w:r>
+      <w:proofErr w:type="spellEnd"/>
+      <w:r>
+        <w:rPr>
+          <w:lang w:val="en-US"/>
+        </w:rPr>
+        <w:t xml:space="preserve"> = </w:t>
+      </w:r>
+      <w:proofErr w:type="spellStart"/>
+      <w:r>
+        <w:rPr>
+          <w:lang w:val="en-US"/>
+        </w:rPr>
+        <w:t>scaler.transform</w:t>
+      </w:r>
+      <w:proofErr w:type="spellEnd"/>
+      <w:r>
+        <w:rPr>
+          <w:lang w:val="en-US"/>
+        </w:rPr>
+        <w:t>(</w:t>
+      </w:r>
+      <w:proofErr w:type="spellStart"/>
+      <w:r>
+        <w:rPr>
+          <w:lang w:val="en-US"/>
+        </w:rPr>
+        <w:t>X_test</w:t>
+      </w:r>
+      <w:proofErr w:type="spellEnd"/>
+      <w:r>
+        <w:rPr>
+          <w:lang w:val="en-US"/>
+        </w:rPr>
+        <w:t>)</w:t>
+      </w:r>
+      <w:r>
+        <w:rPr>
+          <w:lang w:val="en-US"/>
+        </w:rPr>
+        <w:br/>
+      </w:r>
+      <w:r>
+        <w:rPr>
+          <w:lang w:val="en-US"/>
+        </w:rPr>
+        <w:br/>
+        <w:t xml:space="preserve">from </w:t>
+      </w:r>
+      <w:proofErr w:type="spellStart"/>
+      <w:r>
+        <w:rPr>
+          <w:lang w:val="en-US"/>
+        </w:rPr>
+        <w:t>keras.models</w:t>
+      </w:r>
+      <w:proofErr w:type="spellEnd"/>
+      <w:r>
+        <w:rPr>
+          <w:lang w:val="en-US"/>
+        </w:rPr>
+        <w:t xml:space="preserve"> import Sequential</w:t>
+      </w:r>
+      <w:r>
+        <w:rPr>
+          <w:lang w:val="en-US"/>
+        </w:rPr>
+        <w:br/>
+        <w:t xml:space="preserve">from </w:t>
+      </w:r>
+      <w:proofErr w:type="spellStart"/>
+      <w:r>
+        <w:rPr>
+          <w:lang w:val="en-US"/>
+        </w:rPr>
+        <w:t>keras.layers</w:t>
+      </w:r>
+      <w:proofErr w:type="spellEnd"/>
+      <w:r>
+        <w:rPr>
+          <w:lang w:val="en-US"/>
+        </w:rPr>
+        <w:t xml:space="preserve"> import Dense</w:t>
+      </w:r>
+      <w:r>
+        <w:rPr>
+          <w:lang w:val="en-US"/>
+        </w:rPr>
+        <w:br/>
+        <w:t xml:space="preserve">from </w:t>
+      </w:r>
+      <w:proofErr w:type="spellStart"/>
+      <w:r>
+        <w:rPr>
+          <w:lang w:val="en-US"/>
+        </w:rPr>
+        <w:t>keras.optimizers</w:t>
+      </w:r>
+      <w:proofErr w:type="spellEnd"/>
+      <w:r>
+        <w:rPr>
+          <w:lang w:val="en-US"/>
+        </w:rPr>
+        <w:t xml:space="preserve"> import Adam</w:t>
+      </w:r>
+      <w:r>
+        <w:rPr>
+          <w:lang w:val="en-US"/>
+        </w:rPr>
+        <w:br/>
+      </w:r>
+      <w:r>
+        <w:rPr>
+          <w:lang w:val="en-US"/>
+        </w:rPr>
         <w:br/>
         <w:t>model = Sequential([</w:t>
       </w:r>
       <w:r>
-        <w:br/>
-        <w:t xml:space="preserve">    Dense(64, input_shape=(X_train.shape[1],), activation='relu'),</w:t>
-      </w:r>
-      <w:r>
-        <w:br/>
-        <w:t xml:space="preserve">    Dense(32, activation='relu'),</w:t>
-      </w:r>
-      <w:r>
-        <w:br/>
-        <w:t xml:space="preserve">    Dense(16, activation='relu'),</w:t>
-      </w:r>
-      <w:r>
-        <w:br/>
-        <w:t xml:space="preserve">    Dense(8, activation='relu'),</w:t>
-      </w:r>
-      <w:r>
-        <w:br/>
-        <w:t xml:space="preserve">    Dense(3, activation='softmax')</w:t>
-      </w:r>
-      <w:r>
-        <w:br/>
-      </w:r>
-      <w:r>
+        <w:rPr>
+          <w:lang w:val="en-US"/>
+        </w:rPr>
+        <w:br/>
+        <w:t xml:space="preserve">    Dense(64, </w:t>
+      </w:r>
+      <w:proofErr w:type="spellStart"/>
+      <w:r>
+        <w:rPr>
+          <w:lang w:val="en-US"/>
+        </w:rPr>
+        <w:t>input_shape</w:t>
+      </w:r>
+      <w:proofErr w:type="spellEnd"/>
+      <w:r>
+        <w:rPr>
+          <w:lang w:val="en-US"/>
+        </w:rPr>
+        <w:t>=(</w:t>
+      </w:r>
+      <w:proofErr w:type="spellStart"/>
+      <w:r>
+        <w:rPr>
+          <w:lang w:val="en-US"/>
+        </w:rPr>
+        <w:t>X_train.shape</w:t>
+      </w:r>
+      <w:proofErr w:type="spellEnd"/>
+      <w:r>
+        <w:rPr>
+          <w:lang w:val="en-US"/>
+        </w:rPr>
+        <w:t>[1],), activation='</w:t>
+      </w:r>
+      <w:proofErr w:type="spellStart"/>
+      <w:r>
+        <w:rPr>
+          <w:lang w:val="en-US"/>
+        </w:rPr>
+        <w:t>relu</w:t>
+      </w:r>
+      <w:proofErr w:type="spellEnd"/>
+      <w:r>
+        <w:rPr>
+          <w:lang w:val="en-US"/>
+        </w:rPr>
+        <w:t>'),</w:t>
+      </w:r>
+      <w:r>
+        <w:rPr>
+          <w:lang w:val="en-US"/>
+        </w:rPr>
+        <w:br/>
+        <w:t xml:space="preserve">    Dense(32, activation='</w:t>
+      </w:r>
+      <w:proofErr w:type="spellStart"/>
+      <w:r>
+        <w:rPr>
+          <w:lang w:val="en-US"/>
+        </w:rPr>
+        <w:t>relu</w:t>
+      </w:r>
+      <w:proofErr w:type="spellEnd"/>
+      <w:r>
+        <w:rPr>
+          <w:lang w:val="en-US"/>
+        </w:rPr>
+        <w:t>'),</w:t>
+      </w:r>
+      <w:r>
+        <w:rPr>
+          <w:lang w:val="en-US"/>
+        </w:rPr>
+        <w:br/>
+        <w:t xml:space="preserve">    Dense(16, activation='</w:t>
+      </w:r>
+      <w:proofErr w:type="spellStart"/>
+      <w:r>
+        <w:rPr>
+          <w:lang w:val="en-US"/>
+        </w:rPr>
+        <w:t>relu</w:t>
+      </w:r>
+      <w:proofErr w:type="spellEnd"/>
+      <w:r>
+        <w:rPr>
+          <w:lang w:val="en-US"/>
+        </w:rPr>
+        <w:t>'),</w:t>
+      </w:r>
+      <w:r>
+        <w:rPr>
+          <w:lang w:val="en-US"/>
+        </w:rPr>
+        <w:br/>
+        <w:t xml:space="preserve">    Dense(8, activation='</w:t>
+      </w:r>
+      <w:proofErr w:type="spellStart"/>
+      <w:r>
+        <w:rPr>
+          <w:lang w:val="en-US"/>
+        </w:rPr>
+        <w:t>relu</w:t>
+      </w:r>
+      <w:proofErr w:type="spellEnd"/>
+      <w:r>
+        <w:rPr>
+          <w:lang w:val="en-US"/>
+        </w:rPr>
+        <w:t>'),</w:t>
+      </w:r>
+      <w:r>
+        <w:rPr>
+          <w:lang w:val="en-US"/>
+        </w:rPr>
+        <w:br/>
+        <w:t xml:space="preserve">    Dense(</w:t>
+      </w:r>
+      <w:r>
+        <w:rPr>
+          <w:lang w:val="en-US"/>
+        </w:rPr>
+        <w:t>2</w:t>
+      </w:r>
+      <w:r>
+        <w:rPr>
+          <w:lang w:val="en-US"/>
+        </w:rPr>
+        <w:t>, activation='</w:t>
+      </w:r>
+      <w:proofErr w:type="spellStart"/>
+      <w:r>
+        <w:rPr>
+          <w:lang w:val="en-US"/>
+        </w:rPr>
+        <w:t>softmax</w:t>
+      </w:r>
+      <w:proofErr w:type="spellEnd"/>
+      <w:r>
+        <w:rPr>
+          <w:lang w:val="en-US"/>
+        </w:rPr>
+        <w:t>')</w:t>
+      </w:r>
+      <w:r>
+        <w:rPr>
+          <w:lang w:val="en-US"/>
+        </w:rPr>
+        <w:br/>
+      </w:r>
+      <w:r>
+        <w:rPr>
+          <w:lang w:val="en-US"/>
+        </w:rPr>
         <w:lastRenderedPageBreak/>
         <w:t>])</w:t>
       </w:r>
       <w:r>
-        <w:br/>
-      </w:r>
-      <w:r>
-        <w:br/>
-        <w:t>model.compile(optimizer=Adam(learning_rate=0.00005), loss='sparse_categorical_crossentropy', metrics=['accuracy'])</w:t>
-      </w:r>
-      <w:r>
-        <w:br/>
-      </w:r>
-      <w:r>
-        <w:br/>
-        <w:t>history = model.fit(X_train, y_train, epochs=100, validation_data=(X_test, y_test), batch_size=4)</w:t>
-      </w:r>
-      <w:r>
-        <w:br/>
-      </w:r>
-      <w:r>
-        <w:br/>
-        <w:t>plt.figure(figsize=(12, 4))</w:t>
-      </w:r>
-      <w:r>
-        <w:br/>
-      </w:r>
-      <w:r>
-        <w:br/>
-        <w:t>plt.subplot(1, 2, 1)</w:t>
-      </w:r>
-      <w:r>
-        <w:br/>
-        <w:t>plt.plot(history.history['loss'], label='Training Loss')</w:t>
-      </w:r>
-      <w:r>
-        <w:br/>
-        <w:t>plt.plot(history.history['val_loss'], label='Validation Loss')</w:t>
-      </w:r>
-      <w:r>
-        <w:br/>
-        <w:t>plt.title('Model Loss')</w:t>
-      </w:r>
-      <w:r>
-        <w:br/>
-        <w:t>plt.xlabel('Epoch')</w:t>
-      </w:r>
-      <w:r>
-        <w:br/>
-        <w:t>plt.ylabel('Loss')</w:t>
-      </w:r>
-      <w:r>
-        <w:br/>
-        <w:t>plt.legend()</w:t>
-      </w:r>
-      <w:r>
-        <w:br/>
-      </w:r>
-      <w:r>
-        <w:br/>
-        <w:t>plt.subplot(1, 2, 2)</w:t>
-      </w:r>
-      <w:r>
-        <w:br/>
-        <w:t>plt.plot(history.history['accuracy'], label='Training Accuracy')</w:t>
-      </w:r>
-      <w:r>
-        <w:br/>
-        <w:t>plt.plot(history.history['val_accuracy'], label='Validation Accuracy')</w:t>
-      </w:r>
-      <w:r>
-        <w:br/>
-        <w:t>plt.title('Model Accuracy')</w:t>
-      </w:r>
-      <w:r>
-        <w:br/>
-        <w:t>plt.xlabel('Epoch')</w:t>
-      </w:r>
-      <w:r>
-        <w:br/>
-        <w:t>plt.ylabel('Accuracy')</w:t>
-      </w:r>
-      <w:r>
-        <w:br/>
-        <w:t>plt.legend()</w:t>
-      </w:r>
-      <w:r>
-        <w:br/>
-      </w:r>
-      <w:r>
-        <w:br/>
-        <w:t>plt.tight_layout()</w:t>
-      </w:r>
-      <w:r>
-        <w:br/>
-        <w:t>plt.show()</w:t>
-      </w:r>
-      <w:r>
-        <w:br/>
-      </w:r>
-      <w:r>
+        <w:rPr>
+          <w:lang w:val="en-US"/>
+        </w:rPr>
+        <w:br/>
+      </w:r>
+      <w:r>
+        <w:rPr>
+          <w:lang w:val="en-US"/>
+        </w:rPr>
+        <w:br/>
+      </w:r>
+      <w:proofErr w:type="spellStart"/>
+      <w:r>
+        <w:rPr>
+          <w:lang w:val="en-US"/>
+        </w:rPr>
+        <w:t>model.compile</w:t>
+      </w:r>
+      <w:proofErr w:type="spellEnd"/>
+      <w:r>
+        <w:rPr>
+          <w:lang w:val="en-US"/>
+        </w:rPr>
+        <w:t>(optimizer=Adam(</w:t>
+      </w:r>
+      <w:proofErr w:type="spellStart"/>
+      <w:r>
+        <w:rPr>
+          <w:lang w:val="en-US"/>
+        </w:rPr>
+        <w:t>learning_rate</w:t>
+      </w:r>
+      <w:proofErr w:type="spellEnd"/>
+      <w:r>
+        <w:rPr>
+          <w:lang w:val="en-US"/>
+        </w:rPr>
+        <w:t>=0.00005), loss='</w:t>
+      </w:r>
+      <w:proofErr w:type="spellStart"/>
+      <w:r>
+        <w:rPr>
+          <w:lang w:val="en-US"/>
+        </w:rPr>
+        <w:t>sparse_categorical_crossentropy</w:t>
+      </w:r>
+      <w:proofErr w:type="spellEnd"/>
+      <w:r>
+        <w:rPr>
+          <w:lang w:val="en-US"/>
+        </w:rPr>
+        <w:t>', metrics=['accuracy'])</w:t>
+      </w:r>
+      <w:r>
+        <w:rPr>
+          <w:lang w:val="en-US"/>
+        </w:rPr>
+        <w:br/>
+      </w:r>
+      <w:r>
+        <w:rPr>
+          <w:lang w:val="en-US"/>
+        </w:rPr>
+        <w:br/>
+        <w:t xml:space="preserve">history = </w:t>
+      </w:r>
+      <w:proofErr w:type="spellStart"/>
+      <w:r>
+        <w:rPr>
+          <w:lang w:val="en-US"/>
+        </w:rPr>
+        <w:t>model.fit</w:t>
+      </w:r>
+      <w:proofErr w:type="spellEnd"/>
+      <w:r>
+        <w:rPr>
+          <w:lang w:val="en-US"/>
+        </w:rPr>
+        <w:t>(</w:t>
+      </w:r>
+      <w:proofErr w:type="spellStart"/>
+      <w:r>
+        <w:rPr>
+          <w:lang w:val="en-US"/>
+        </w:rPr>
+        <w:t>X_train</w:t>
+      </w:r>
+      <w:proofErr w:type="spellEnd"/>
+      <w:r>
+        <w:rPr>
+          <w:lang w:val="en-US"/>
+        </w:rPr>
+        <w:t xml:space="preserve">, </w:t>
+      </w:r>
+      <w:proofErr w:type="spellStart"/>
+      <w:r>
+        <w:rPr>
+          <w:lang w:val="en-US"/>
+        </w:rPr>
+        <w:t>y_train</w:t>
+      </w:r>
+      <w:proofErr w:type="spellEnd"/>
+      <w:r>
+        <w:rPr>
+          <w:lang w:val="en-US"/>
+        </w:rPr>
+        <w:t xml:space="preserve">, epochs=100, </w:t>
+      </w:r>
+      <w:proofErr w:type="spellStart"/>
+      <w:r>
+        <w:rPr>
+          <w:lang w:val="en-US"/>
+        </w:rPr>
+        <w:t>validation_data</w:t>
+      </w:r>
+      <w:proofErr w:type="spellEnd"/>
+      <w:r>
+        <w:rPr>
+          <w:lang w:val="en-US"/>
+        </w:rPr>
+        <w:t>=(</w:t>
+      </w:r>
+      <w:proofErr w:type="spellStart"/>
+      <w:r>
+        <w:rPr>
+          <w:lang w:val="en-US"/>
+        </w:rPr>
+        <w:t>X_test</w:t>
+      </w:r>
+      <w:proofErr w:type="spellEnd"/>
+      <w:r>
+        <w:rPr>
+          <w:lang w:val="en-US"/>
+        </w:rPr>
+        <w:t xml:space="preserve">, </w:t>
+      </w:r>
+      <w:proofErr w:type="spellStart"/>
+      <w:r>
+        <w:rPr>
+          <w:lang w:val="en-US"/>
+        </w:rPr>
+        <w:t>y_test</w:t>
+      </w:r>
+      <w:proofErr w:type="spellEnd"/>
+      <w:r>
+        <w:rPr>
+          <w:lang w:val="en-US"/>
+        </w:rPr>
+        <w:t xml:space="preserve">), </w:t>
+      </w:r>
+      <w:proofErr w:type="spellStart"/>
+      <w:r>
+        <w:rPr>
+          <w:lang w:val="en-US"/>
+        </w:rPr>
+        <w:t>batch_size</w:t>
+      </w:r>
+      <w:proofErr w:type="spellEnd"/>
+      <w:r>
+        <w:rPr>
+          <w:lang w:val="en-US"/>
+        </w:rPr>
+        <w:t>=4)</w:t>
+      </w:r>
+      <w:r>
+        <w:rPr>
+          <w:lang w:val="en-US"/>
+        </w:rPr>
+        <w:br/>
+      </w:r>
+      <w:r>
+        <w:rPr>
+          <w:lang w:val="en-US"/>
+        </w:rPr>
+        <w:br/>
+      </w:r>
+      <w:proofErr w:type="spellStart"/>
+      <w:r>
+        <w:rPr>
+          <w:lang w:val="en-US"/>
+        </w:rPr>
+        <w:t>plt.figure</w:t>
+      </w:r>
+      <w:proofErr w:type="spellEnd"/>
+      <w:r>
+        <w:rPr>
+          <w:lang w:val="en-US"/>
+        </w:rPr>
+        <w:t>(</w:t>
+      </w:r>
+      <w:proofErr w:type="spellStart"/>
+      <w:r>
+        <w:rPr>
+          <w:lang w:val="en-US"/>
+        </w:rPr>
+        <w:t>figsize</w:t>
+      </w:r>
+      <w:proofErr w:type="spellEnd"/>
+      <w:r>
+        <w:rPr>
+          <w:lang w:val="en-US"/>
+        </w:rPr>
+        <w:t>=(12, 4))</w:t>
+      </w:r>
+      <w:r>
+        <w:rPr>
+          <w:lang w:val="en-US"/>
+        </w:rPr>
+        <w:br/>
+      </w:r>
+      <w:r>
+        <w:rPr>
+          <w:lang w:val="en-US"/>
+        </w:rPr>
+        <w:br/>
+      </w:r>
+      <w:proofErr w:type="spellStart"/>
+      <w:r>
+        <w:rPr>
+          <w:lang w:val="en-US"/>
+        </w:rPr>
+        <w:t>plt.subplot</w:t>
+      </w:r>
+      <w:proofErr w:type="spellEnd"/>
+      <w:r>
+        <w:rPr>
+          <w:lang w:val="en-US"/>
+        </w:rPr>
+        <w:t>(1, 2, 1)</w:t>
+      </w:r>
+      <w:r>
+        <w:rPr>
+          <w:lang w:val="en-US"/>
+        </w:rPr>
+        <w:br/>
+      </w:r>
+      <w:proofErr w:type="spellStart"/>
+      <w:r>
+        <w:rPr>
+          <w:lang w:val="en-US"/>
+        </w:rPr>
+        <w:t>plt.plot</w:t>
+      </w:r>
+      <w:proofErr w:type="spellEnd"/>
+      <w:r>
+        <w:rPr>
+          <w:lang w:val="en-US"/>
+        </w:rPr>
+        <w:t>(</w:t>
+      </w:r>
+      <w:proofErr w:type="spellStart"/>
+      <w:r>
+        <w:rPr>
+          <w:lang w:val="en-US"/>
+        </w:rPr>
+        <w:t>history.history</w:t>
+      </w:r>
+      <w:proofErr w:type="spellEnd"/>
+      <w:r>
+        <w:rPr>
+          <w:lang w:val="en-US"/>
+        </w:rPr>
+        <w:t>['loss'], label='Training Loss')</w:t>
+      </w:r>
+      <w:r>
+        <w:rPr>
+          <w:lang w:val="en-US"/>
+        </w:rPr>
+        <w:br/>
+      </w:r>
+      <w:proofErr w:type="spellStart"/>
+      <w:r>
+        <w:rPr>
+          <w:lang w:val="en-US"/>
+        </w:rPr>
+        <w:t>plt.plot</w:t>
+      </w:r>
+      <w:proofErr w:type="spellEnd"/>
+      <w:r>
+        <w:rPr>
+          <w:lang w:val="en-US"/>
+        </w:rPr>
+        <w:t>(</w:t>
+      </w:r>
+      <w:proofErr w:type="spellStart"/>
+      <w:r>
+        <w:rPr>
+          <w:lang w:val="en-US"/>
+        </w:rPr>
+        <w:t>history.history</w:t>
+      </w:r>
+      <w:proofErr w:type="spellEnd"/>
+      <w:r>
+        <w:rPr>
+          <w:lang w:val="en-US"/>
+        </w:rPr>
+        <w:t>['</w:t>
+      </w:r>
+      <w:proofErr w:type="spellStart"/>
+      <w:r>
+        <w:rPr>
+          <w:lang w:val="en-US"/>
+        </w:rPr>
+        <w:t>val_loss</w:t>
+      </w:r>
+      <w:proofErr w:type="spellEnd"/>
+      <w:r>
+        <w:rPr>
+          <w:lang w:val="en-US"/>
+        </w:rPr>
+        <w:t>'], label='Validation Loss')</w:t>
+      </w:r>
+      <w:r>
+        <w:rPr>
+          <w:lang w:val="en-US"/>
+        </w:rPr>
+        <w:br/>
+      </w:r>
+      <w:proofErr w:type="spellStart"/>
+      <w:r>
+        <w:rPr>
+          <w:lang w:val="en-US"/>
+        </w:rPr>
+        <w:t>plt.title</w:t>
+      </w:r>
+      <w:proofErr w:type="spellEnd"/>
+      <w:r>
+        <w:rPr>
+          <w:lang w:val="en-US"/>
+        </w:rPr>
+        <w:t>('Model Loss')</w:t>
+      </w:r>
+      <w:r>
+        <w:rPr>
+          <w:lang w:val="en-US"/>
+        </w:rPr>
+        <w:br/>
+      </w:r>
+      <w:proofErr w:type="spellStart"/>
+      <w:r>
+        <w:rPr>
+          <w:lang w:val="en-US"/>
+        </w:rPr>
+        <w:t>plt.xlabel</w:t>
+      </w:r>
+      <w:proofErr w:type="spellEnd"/>
+      <w:r>
+        <w:rPr>
+          <w:lang w:val="en-US"/>
+        </w:rPr>
+        <w:t>('Epoch')</w:t>
+      </w:r>
+      <w:r>
+        <w:rPr>
+          <w:lang w:val="en-US"/>
+        </w:rPr>
+        <w:br/>
+      </w:r>
+      <w:proofErr w:type="spellStart"/>
+      <w:r>
+        <w:rPr>
+          <w:lang w:val="en-US"/>
+        </w:rPr>
+        <w:t>plt.ylabel</w:t>
+      </w:r>
+      <w:proofErr w:type="spellEnd"/>
+      <w:r>
+        <w:rPr>
+          <w:lang w:val="en-US"/>
+        </w:rPr>
+        <w:t>('Loss')</w:t>
+      </w:r>
+      <w:r>
+        <w:rPr>
+          <w:lang w:val="en-US"/>
+        </w:rPr>
+        <w:br/>
+      </w:r>
+      <w:proofErr w:type="spellStart"/>
+      <w:r>
+        <w:rPr>
+          <w:lang w:val="en-US"/>
+        </w:rPr>
+        <w:t>plt.legend</w:t>
+      </w:r>
+      <w:proofErr w:type="spellEnd"/>
+      <w:r>
+        <w:rPr>
+          <w:lang w:val="en-US"/>
+        </w:rPr>
+        <w:t>()</w:t>
+      </w:r>
+      <w:r>
+        <w:rPr>
+          <w:lang w:val="en-US"/>
+        </w:rPr>
+        <w:br/>
+      </w:r>
+      <w:r>
+        <w:rPr>
+          <w:lang w:val="en-US"/>
+        </w:rPr>
+        <w:br/>
+      </w:r>
+      <w:proofErr w:type="spellStart"/>
+      <w:r>
+        <w:rPr>
+          <w:lang w:val="en-US"/>
+        </w:rPr>
+        <w:t>plt.subplot</w:t>
+      </w:r>
+      <w:proofErr w:type="spellEnd"/>
+      <w:r>
+        <w:rPr>
+          <w:lang w:val="en-US"/>
+        </w:rPr>
+        <w:t>(1, 2, 2)</w:t>
+      </w:r>
+      <w:r>
+        <w:rPr>
+          <w:lang w:val="en-US"/>
+        </w:rPr>
+        <w:br/>
+      </w:r>
+      <w:proofErr w:type="spellStart"/>
+      <w:r>
+        <w:rPr>
+          <w:lang w:val="en-US"/>
+        </w:rPr>
+        <w:t>plt.plot</w:t>
+      </w:r>
+      <w:proofErr w:type="spellEnd"/>
+      <w:r>
+        <w:rPr>
+          <w:lang w:val="en-US"/>
+        </w:rPr>
+        <w:t>(</w:t>
+      </w:r>
+      <w:proofErr w:type="spellStart"/>
+      <w:r>
+        <w:rPr>
+          <w:lang w:val="en-US"/>
+        </w:rPr>
+        <w:t>history.history</w:t>
+      </w:r>
+      <w:proofErr w:type="spellEnd"/>
+      <w:r>
+        <w:rPr>
+          <w:lang w:val="en-US"/>
+        </w:rPr>
+        <w:t>['accuracy'], label='Training Accuracy')</w:t>
+      </w:r>
+      <w:r>
+        <w:rPr>
+          <w:lang w:val="en-US"/>
+        </w:rPr>
+        <w:br/>
+      </w:r>
+      <w:proofErr w:type="spellStart"/>
+      <w:r>
+        <w:rPr>
+          <w:lang w:val="en-US"/>
+        </w:rPr>
+        <w:t>plt.plot</w:t>
+      </w:r>
+      <w:proofErr w:type="spellEnd"/>
+      <w:r>
+        <w:rPr>
+          <w:lang w:val="en-US"/>
+        </w:rPr>
+        <w:t>(</w:t>
+      </w:r>
+      <w:proofErr w:type="spellStart"/>
+      <w:r>
+        <w:rPr>
+          <w:lang w:val="en-US"/>
+        </w:rPr>
+        <w:t>history.history</w:t>
+      </w:r>
+      <w:proofErr w:type="spellEnd"/>
+      <w:r>
+        <w:rPr>
+          <w:lang w:val="en-US"/>
+        </w:rPr>
+        <w:t>['</w:t>
+      </w:r>
+      <w:proofErr w:type="spellStart"/>
+      <w:r>
+        <w:rPr>
+          <w:lang w:val="en-US"/>
+        </w:rPr>
+        <w:t>val_accuracy</w:t>
+      </w:r>
+      <w:proofErr w:type="spellEnd"/>
+      <w:r>
+        <w:rPr>
+          <w:lang w:val="en-US"/>
+        </w:rPr>
+        <w:t>'], label='Validation Accuracy')</w:t>
+      </w:r>
+      <w:r>
+        <w:rPr>
+          <w:lang w:val="en-US"/>
+        </w:rPr>
+        <w:br/>
+      </w:r>
+      <w:proofErr w:type="spellStart"/>
+      <w:r>
+        <w:rPr>
+          <w:lang w:val="en-US"/>
+        </w:rPr>
+        <w:t>plt.title</w:t>
+      </w:r>
+      <w:proofErr w:type="spellEnd"/>
+      <w:r>
+        <w:rPr>
+          <w:lang w:val="en-US"/>
+        </w:rPr>
+        <w:t>('Model Accuracy')</w:t>
+      </w:r>
+      <w:r>
+        <w:rPr>
+          <w:lang w:val="en-US"/>
+        </w:rPr>
+        <w:br/>
+      </w:r>
+      <w:proofErr w:type="spellStart"/>
+      <w:r>
+        <w:rPr>
+          <w:lang w:val="en-US"/>
+        </w:rPr>
+        <w:t>plt.xlabel</w:t>
+      </w:r>
+      <w:proofErr w:type="spellEnd"/>
+      <w:r>
+        <w:rPr>
+          <w:lang w:val="en-US"/>
+        </w:rPr>
+        <w:t>('Epoch')</w:t>
+      </w:r>
+      <w:r>
+        <w:rPr>
+          <w:lang w:val="en-US"/>
+        </w:rPr>
+        <w:br/>
+      </w:r>
+      <w:proofErr w:type="spellStart"/>
+      <w:r>
+        <w:rPr>
+          <w:lang w:val="en-US"/>
+        </w:rPr>
+        <w:t>plt.ylabel</w:t>
+      </w:r>
+      <w:proofErr w:type="spellEnd"/>
+      <w:r>
+        <w:rPr>
+          <w:lang w:val="en-US"/>
+        </w:rPr>
+        <w:t>('Accuracy')</w:t>
+      </w:r>
+      <w:r>
+        <w:rPr>
+          <w:lang w:val="en-US"/>
+        </w:rPr>
+        <w:br/>
+      </w:r>
+      <w:proofErr w:type="spellStart"/>
+      <w:r>
+        <w:rPr>
+          <w:lang w:val="en-US"/>
+        </w:rPr>
+        <w:t>plt.legend</w:t>
+      </w:r>
+      <w:proofErr w:type="spellEnd"/>
+      <w:r>
+        <w:rPr>
+          <w:lang w:val="en-US"/>
+        </w:rPr>
+        <w:t>()</w:t>
+      </w:r>
+      <w:r>
+        <w:rPr>
+          <w:lang w:val="en-US"/>
+        </w:rPr>
+        <w:br/>
+      </w:r>
+      <w:r>
+        <w:rPr>
+          <w:lang w:val="en-US"/>
+        </w:rPr>
+        <w:br/>
+      </w:r>
+      <w:proofErr w:type="spellStart"/>
+      <w:r>
+        <w:rPr>
+          <w:lang w:val="en-US"/>
+        </w:rPr>
+        <w:t>plt.tight_layout</w:t>
+      </w:r>
+      <w:proofErr w:type="spellEnd"/>
+      <w:r>
+        <w:rPr>
+          <w:lang w:val="en-US"/>
+        </w:rPr>
+        <w:t>()</w:t>
+      </w:r>
+      <w:r>
+        <w:rPr>
+          <w:lang w:val="en-US"/>
+        </w:rPr>
+        <w:br/>
+      </w:r>
+      <w:proofErr w:type="spellStart"/>
+      <w:r>
+        <w:rPr>
+          <w:lang w:val="en-US"/>
+        </w:rPr>
+        <w:t>plt.show</w:t>
+      </w:r>
+      <w:proofErr w:type="spellEnd"/>
+      <w:r>
+        <w:rPr>
+          <w:lang w:val="en-US"/>
+        </w:rPr>
+        <w:t>()</w:t>
+      </w:r>
+      <w:r>
+        <w:rPr>
+          <w:lang w:val="en-US"/>
+        </w:rPr>
+        <w:br/>
+      </w:r>
+      <w:r>
+        <w:rPr>
+          <w:noProof/>
+        </w:rPr>
         <w:drawing>
           <wp:inline distT="0" distB="0" distL="0" distR="0" wp14:anchorId="3240EBD7" wp14:editId="6DADB8AA">
             <wp:extent cx="6473190" cy="2149475"/>
@@ -864,24 +2173,147 @@
         </w:drawing>
       </w:r>
       <w:r>
-        <w:br/>
-        <w:t>from sklearn.metrics import classification_report, confusion_matrix</w:t>
-      </w:r>
-      <w:r>
-        <w:br/>
-        <w:t>import numpy as np</w:t>
-      </w:r>
-      <w:r>
-        <w:br/>
-      </w:r>
-      <w:r>
-        <w:br/>
-        <w:t>y_pred = np.argmax(model.predict(X_test), axis=-1)</w:t>
-      </w:r>
-      <w:r>
-        <w:br/>
-      </w:r>
-      <w:r>
+        <w:rPr>
+          <w:lang w:val="en-US"/>
+        </w:rPr>
+        <w:br/>
+        <w:t xml:space="preserve">from </w:t>
+      </w:r>
+      <w:proofErr w:type="spellStart"/>
+      <w:r>
+        <w:rPr>
+          <w:lang w:val="en-US"/>
+        </w:rPr>
+        <w:t>sklearn.metrics</w:t>
+      </w:r>
+      <w:proofErr w:type="spellEnd"/>
+      <w:r>
+        <w:rPr>
+          <w:lang w:val="en-US"/>
+        </w:rPr>
+        <w:t xml:space="preserve"> import </w:t>
+      </w:r>
+      <w:proofErr w:type="spellStart"/>
+      <w:r>
+        <w:rPr>
+          <w:lang w:val="en-US"/>
+        </w:rPr>
+        <w:t>classification_report</w:t>
+      </w:r>
+      <w:proofErr w:type="spellEnd"/>
+      <w:r>
+        <w:rPr>
+          <w:lang w:val="en-US"/>
+        </w:rPr>
+        <w:t xml:space="preserve">, </w:t>
+      </w:r>
+      <w:proofErr w:type="spellStart"/>
+      <w:r>
+        <w:rPr>
+          <w:lang w:val="en-US"/>
+        </w:rPr>
+        <w:t>confusion_matrix</w:t>
+      </w:r>
+      <w:proofErr w:type="spellEnd"/>
+      <w:r>
+        <w:rPr>
+          <w:lang w:val="en-US"/>
+        </w:rPr>
+        <w:br/>
+        <w:t xml:space="preserve">import </w:t>
+      </w:r>
+      <w:proofErr w:type="spellStart"/>
+      <w:r>
+        <w:rPr>
+          <w:lang w:val="en-US"/>
+        </w:rPr>
+        <w:t>numpy</w:t>
+      </w:r>
+      <w:proofErr w:type="spellEnd"/>
+      <w:r>
+        <w:rPr>
+          <w:lang w:val="en-US"/>
+        </w:rPr>
+        <w:t xml:space="preserve"> as np</w:t>
+      </w:r>
+      <w:r>
+        <w:rPr>
+          <w:lang w:val="en-US"/>
+        </w:rPr>
+        <w:br/>
+      </w:r>
+      <w:r>
+        <w:rPr>
+          <w:lang w:val="en-US"/>
+        </w:rPr>
+        <w:br/>
+      </w:r>
+      <w:proofErr w:type="spellStart"/>
+      <w:r>
+        <w:rPr>
+          <w:lang w:val="en-US"/>
+        </w:rPr>
+        <w:t>y_pred</w:t>
+      </w:r>
+      <w:proofErr w:type="spellEnd"/>
+      <w:r>
+        <w:rPr>
+          <w:lang w:val="en-US"/>
+        </w:rPr>
+        <w:t xml:space="preserve"> = </w:t>
+      </w:r>
+      <w:proofErr w:type="spellStart"/>
+      <w:r>
+        <w:rPr>
+          <w:lang w:val="en-US"/>
+        </w:rPr>
+        <w:t>np.argmax</w:t>
+      </w:r>
+      <w:proofErr w:type="spellEnd"/>
+      <w:r>
+        <w:rPr>
+          <w:lang w:val="en-US"/>
+        </w:rPr>
+        <w:t>(</w:t>
+      </w:r>
+      <w:proofErr w:type="spellStart"/>
+      <w:r>
+        <w:rPr>
+          <w:lang w:val="en-US"/>
+        </w:rPr>
+        <w:t>model.predict</w:t>
+      </w:r>
+      <w:proofErr w:type="spellEnd"/>
+      <w:r>
+        <w:rPr>
+          <w:lang w:val="en-US"/>
+        </w:rPr>
+        <w:t>(</w:t>
+      </w:r>
+      <w:proofErr w:type="spellStart"/>
+      <w:r>
+        <w:rPr>
+          <w:lang w:val="en-US"/>
+        </w:rPr>
+        <w:t>X_test</w:t>
+      </w:r>
+      <w:proofErr w:type="spellEnd"/>
+      <w:r>
+        <w:rPr>
+          <w:lang w:val="en-US"/>
+        </w:rPr>
+        <w:t>), axis=-1)</w:t>
+      </w:r>
+      <w:r>
+        <w:rPr>
+          <w:lang w:val="en-US"/>
+        </w:rPr>
+        <w:br/>
+      </w:r>
+      <w:r>
+        <w:rPr>
+          <w:lang w:val="en-US"/>
+        </w:rPr>
         <w:br/>
       </w:r>
     </w:p>
@@ -923,20 +2355,117 @@
     </w:p>
     <w:p>
       <w:pPr>
-        <w:spacing w:after="117" w:line="259" w:lineRule="auto"/>
-        <w:ind w:left="566" w:right="-10" w:firstLine="0"/>
-      </w:pPr>
-      <w:r>
-        <w:t>print("Classification Report:\n", classification_report(y_test, y_pred))</w:t>
-      </w:r>
-      <w:r>
-        <w:br/>
-        <w:t>print("Confusion Matrix:\n", confusion_matrix(y_test, y_pred))</w:t>
-      </w:r>
-      <w:r>
-        <w:br/>
-      </w:r>
-      <w:r>
+        <w:rPr>
+          <w:lang w:val="en-US"/>
+        </w:rPr>
+      </w:pPr>
+      <w:r>
+        <w:rPr>
+          <w:lang w:val="en-US"/>
+        </w:rPr>
+        <w:t xml:space="preserve">print("Classification Report:\n", </w:t>
+      </w:r>
+      <w:proofErr w:type="spellStart"/>
+      <w:r>
+        <w:rPr>
+          <w:lang w:val="en-US"/>
+        </w:rPr>
+        <w:t>classification_report</w:t>
+      </w:r>
+      <w:proofErr w:type="spellEnd"/>
+      <w:r>
+        <w:rPr>
+          <w:lang w:val="en-US"/>
+        </w:rPr>
+        <w:t>(</w:t>
+      </w:r>
+      <w:proofErr w:type="spellStart"/>
+      <w:r>
+        <w:rPr>
+          <w:lang w:val="en-US"/>
+        </w:rPr>
+        <w:t>y_test</w:t>
+      </w:r>
+      <w:proofErr w:type="spellEnd"/>
+      <w:r>
+        <w:rPr>
+          <w:lang w:val="en-US"/>
+        </w:rPr>
+        <w:t xml:space="preserve">, </w:t>
+      </w:r>
+      <w:proofErr w:type="spellStart"/>
+      <w:r>
+        <w:rPr>
+          <w:lang w:val="en-US"/>
+        </w:rPr>
+        <w:t>y_pred</w:t>
+      </w:r>
+      <w:proofErr w:type="spellEnd"/>
+      <w:r>
+        <w:rPr>
+          <w:lang w:val="en-US"/>
+        </w:rPr>
+        <w:t>))</w:t>
+      </w:r>
+      <w:r>
+        <w:rPr>
+          <w:lang w:val="en-US"/>
+        </w:rPr>
+        <w:br/>
+        <w:t xml:space="preserve">print("Confusion Matrix:\n", </w:t>
+      </w:r>
+      <w:proofErr w:type="spellStart"/>
+      <w:r>
+        <w:rPr>
+          <w:lang w:val="en-US"/>
+        </w:rPr>
+        <w:t>confusion_matrix</w:t>
+      </w:r>
+      <w:proofErr w:type="spellEnd"/>
+      <w:r>
+        <w:rPr>
+          <w:lang w:val="en-US"/>
+        </w:rPr>
+        <w:t>(</w:t>
+      </w:r>
+      <w:proofErr w:type="spellStart"/>
+      <w:r>
+        <w:rPr>
+          <w:lang w:val="en-US"/>
+        </w:rPr>
+        <w:t>y_test</w:t>
+      </w:r>
+      <w:proofErr w:type="spellEnd"/>
+      <w:r>
+        <w:rPr>
+          <w:lang w:val="en-US"/>
+        </w:rPr>
+        <w:t xml:space="preserve">, </w:t>
+      </w:r>
+      <w:proofErr w:type="spellStart"/>
+      <w:r>
+        <w:rPr>
+          <w:lang w:val="en-US"/>
+        </w:rPr>
+        <w:t>y_pred</w:t>
+      </w:r>
+      <w:proofErr w:type="spellEnd"/>
+      <w:r>
+        <w:rPr>
+          <w:lang w:val="en-US"/>
+        </w:rPr>
+        <w:t>))</w:t>
+      </w:r>
+      <w:r>
+        <w:rPr>
+          <w:lang w:val="en-US"/>
+        </w:rPr>
+        <w:br/>
+      </w:r>
+      <w:r>
+        <w:rPr>
+          <w:noProof/>
+        </w:rPr>
         <w:drawing>
           <wp:inline distT="0" distB="0" distL="0" distR="0" wp14:anchorId="0788EE4E" wp14:editId="0EFBA368">
             <wp:extent cx="5296639" cy="2619741"/>
@@ -974,198 +2503,1639 @@
         </w:drawing>
       </w:r>
       <w:r>
-        <w:br/>
-        <w:t>from keras.layers import Input</w:t>
-      </w:r>
-      <w:r>
-        <w:br/>
-        <w:t>from keras.models import Model</w:t>
-      </w:r>
-      <w:r>
-        <w:br/>
-      </w:r>
-      <w:r>
-        <w:br/>
-        <w:t>def build_autoencoder(input_dim, encoding_dim):</w:t>
-      </w:r>
-      <w:r>
-        <w:br/>
-        <w:t xml:space="preserve">    input_layer = Input(shape=(input_dim,))</w:t>
-      </w:r>
-      <w:r>
-        <w:br/>
-        <w:t xml:space="preserve">    encoded = Dense(encoding_dim, activation='relu')(input_layer)</w:t>
-      </w:r>
-      <w:r>
-        <w:br/>
-        <w:t xml:space="preserve">    decoded = Dense(input_dim, activation='sigmoid')(encoded)</w:t>
-      </w:r>
-      <w:r>
-        <w:br/>
-        <w:t xml:space="preserve">    autoencoder = Model(input_layer, decoded)</w:t>
-      </w:r>
-      <w:r>
-        <w:br/>
-        <w:t xml:space="preserve">    encoder = Model(input_layer, encoded)</w:t>
-      </w:r>
-      <w:r>
-        <w:br/>
-        <w:t xml:space="preserve">    autoencoder.compile(optimizer='adam', loss='mse')</w:t>
-      </w:r>
-      <w:r>
+        <w:rPr>
+          <w:lang w:val="en-US"/>
+        </w:rPr>
+        <w:br/>
+        <w:t xml:space="preserve">from </w:t>
+      </w:r>
+      <w:proofErr w:type="spellStart"/>
+      <w:r>
+        <w:rPr>
+          <w:lang w:val="en-US"/>
+        </w:rPr>
+        <w:t>keras.layers</w:t>
+      </w:r>
+      <w:proofErr w:type="spellEnd"/>
+      <w:r>
+        <w:rPr>
+          <w:lang w:val="en-US"/>
+        </w:rPr>
+        <w:t xml:space="preserve"> import Input</w:t>
+      </w:r>
+      <w:r>
+        <w:rPr>
+          <w:lang w:val="en-US"/>
+        </w:rPr>
+        <w:br/>
+        <w:t xml:space="preserve">from </w:t>
+      </w:r>
+      <w:proofErr w:type="spellStart"/>
+      <w:r>
+        <w:rPr>
+          <w:lang w:val="en-US"/>
+        </w:rPr>
+        <w:t>keras.models</w:t>
+      </w:r>
+      <w:proofErr w:type="spellEnd"/>
+      <w:r>
+        <w:rPr>
+          <w:lang w:val="en-US"/>
+        </w:rPr>
+        <w:t xml:space="preserve"> import Model</w:t>
+      </w:r>
+      <w:r>
+        <w:rPr>
+          <w:lang w:val="en-US"/>
+        </w:rPr>
+        <w:br/>
+      </w:r>
+      <w:r>
+        <w:rPr>
+          <w:lang w:val="en-US"/>
+        </w:rPr>
+        <w:br/>
+        <w:t xml:space="preserve">def </w:t>
+      </w:r>
+      <w:proofErr w:type="spellStart"/>
+      <w:r>
+        <w:rPr>
+          <w:lang w:val="en-US"/>
+        </w:rPr>
+        <w:t>build_autoencoder</w:t>
+      </w:r>
+      <w:proofErr w:type="spellEnd"/>
+      <w:r>
+        <w:rPr>
+          <w:lang w:val="en-US"/>
+        </w:rPr>
+        <w:t>(</w:t>
+      </w:r>
+      <w:proofErr w:type="spellStart"/>
+      <w:r>
+        <w:rPr>
+          <w:lang w:val="en-US"/>
+        </w:rPr>
+        <w:t>input_dim</w:t>
+      </w:r>
+      <w:proofErr w:type="spellEnd"/>
+      <w:r>
+        <w:rPr>
+          <w:lang w:val="en-US"/>
+        </w:rPr>
+        <w:t xml:space="preserve">, </w:t>
+      </w:r>
+      <w:proofErr w:type="spellStart"/>
+      <w:r>
+        <w:rPr>
+          <w:lang w:val="en-US"/>
+        </w:rPr>
+        <w:t>encoding_dim</w:t>
+      </w:r>
+      <w:proofErr w:type="spellEnd"/>
+      <w:r>
+        <w:rPr>
+          <w:lang w:val="en-US"/>
+        </w:rPr>
+        <w:t>):</w:t>
+      </w:r>
+      <w:r>
+        <w:rPr>
+          <w:lang w:val="en-US"/>
+        </w:rPr>
+        <w:br/>
+        <w:t xml:space="preserve">    </w:t>
+      </w:r>
+      <w:proofErr w:type="spellStart"/>
+      <w:r>
+        <w:rPr>
+          <w:lang w:val="en-US"/>
+        </w:rPr>
+        <w:t>input_layer</w:t>
+      </w:r>
+      <w:proofErr w:type="spellEnd"/>
+      <w:r>
+        <w:rPr>
+          <w:lang w:val="en-US"/>
+        </w:rPr>
+        <w:t xml:space="preserve"> = Input(shape=(</w:t>
+      </w:r>
+      <w:proofErr w:type="spellStart"/>
+      <w:r>
+        <w:rPr>
+          <w:lang w:val="en-US"/>
+        </w:rPr>
+        <w:t>input_dim</w:t>
+      </w:r>
+      <w:proofErr w:type="spellEnd"/>
+      <w:r>
+        <w:rPr>
+          <w:lang w:val="en-US"/>
+        </w:rPr>
+        <w:t>,))</w:t>
+      </w:r>
+      <w:r>
+        <w:rPr>
+          <w:lang w:val="en-US"/>
+        </w:rPr>
+        <w:br/>
+        <w:t xml:space="preserve">    encoded = Dense(</w:t>
+      </w:r>
+      <w:proofErr w:type="spellStart"/>
+      <w:r>
+        <w:rPr>
+          <w:lang w:val="en-US"/>
+        </w:rPr>
+        <w:t>encoding_dim</w:t>
+      </w:r>
+      <w:proofErr w:type="spellEnd"/>
+      <w:r>
+        <w:rPr>
+          <w:lang w:val="en-US"/>
+        </w:rPr>
+        <w:t>, activation='</w:t>
+      </w:r>
+      <w:proofErr w:type="spellStart"/>
+      <w:r>
+        <w:rPr>
+          <w:lang w:val="en-US"/>
+        </w:rPr>
+        <w:t>relu</w:t>
+      </w:r>
+      <w:proofErr w:type="spellEnd"/>
+      <w:r>
+        <w:rPr>
+          <w:lang w:val="en-US"/>
+        </w:rPr>
+        <w:t>')(</w:t>
+      </w:r>
+      <w:proofErr w:type="spellStart"/>
+      <w:r>
+        <w:rPr>
+          <w:lang w:val="en-US"/>
+        </w:rPr>
+        <w:t>input_layer</w:t>
+      </w:r>
+      <w:proofErr w:type="spellEnd"/>
+      <w:r>
+        <w:rPr>
+          <w:lang w:val="en-US"/>
+        </w:rPr>
+        <w:t>)</w:t>
+      </w:r>
+      <w:r>
+        <w:rPr>
+          <w:lang w:val="en-US"/>
+        </w:rPr>
+        <w:br/>
+        <w:t xml:space="preserve">    decoded = Dense(</w:t>
+      </w:r>
+      <w:proofErr w:type="spellStart"/>
+      <w:r>
+        <w:rPr>
+          <w:lang w:val="en-US"/>
+        </w:rPr>
+        <w:t>input_dim</w:t>
+      </w:r>
+      <w:proofErr w:type="spellEnd"/>
+      <w:r>
+        <w:rPr>
+          <w:lang w:val="en-US"/>
+        </w:rPr>
+        <w:t>)(encoded)</w:t>
+      </w:r>
+      <w:r>
+        <w:rPr>
+          <w:lang w:val="en-US"/>
+        </w:rPr>
+        <w:br/>
+        <w:t xml:space="preserve">    autoencoder = Model(</w:t>
+      </w:r>
+      <w:proofErr w:type="spellStart"/>
+      <w:r>
+        <w:rPr>
+          <w:lang w:val="en-US"/>
+        </w:rPr>
+        <w:t>input_layer</w:t>
+      </w:r>
+      <w:proofErr w:type="spellEnd"/>
+      <w:r>
+        <w:rPr>
+          <w:lang w:val="en-US"/>
+        </w:rPr>
+        <w:t>, decoded)</w:t>
+      </w:r>
+      <w:r>
+        <w:rPr>
+          <w:lang w:val="en-US"/>
+        </w:rPr>
+        <w:br/>
+        <w:t xml:space="preserve">    encoder = Model(</w:t>
+      </w:r>
+      <w:proofErr w:type="spellStart"/>
+      <w:r>
+        <w:rPr>
+          <w:lang w:val="en-US"/>
+        </w:rPr>
+        <w:t>input_layer</w:t>
+      </w:r>
+      <w:proofErr w:type="spellEnd"/>
+      <w:r>
+        <w:rPr>
+          <w:lang w:val="en-US"/>
+        </w:rPr>
+        <w:t>, encoded)</w:t>
+      </w:r>
+      <w:r>
+        <w:rPr>
+          <w:lang w:val="en-US"/>
+        </w:rPr>
+        <w:br/>
+        <w:t xml:space="preserve">    </w:t>
+      </w:r>
+      <w:proofErr w:type="spellStart"/>
+      <w:r>
+        <w:rPr>
+          <w:lang w:val="en-US"/>
+        </w:rPr>
+        <w:t>autoencoder.compile</w:t>
+      </w:r>
+      <w:proofErr w:type="spellEnd"/>
+      <w:r>
+        <w:rPr>
+          <w:lang w:val="en-US"/>
+        </w:rPr>
+        <w:t>(optimizer='</w:t>
+      </w:r>
+      <w:proofErr w:type="spellStart"/>
+      <w:r>
+        <w:rPr>
+          <w:lang w:val="en-US"/>
+        </w:rPr>
+        <w:t>adam</w:t>
+      </w:r>
+      <w:proofErr w:type="spellEnd"/>
+      <w:r>
+        <w:rPr>
+          <w:lang w:val="en-US"/>
+        </w:rPr>
+        <w:t>', loss='</w:t>
+      </w:r>
+      <w:proofErr w:type="spellStart"/>
+      <w:r>
+        <w:rPr>
+          <w:lang w:val="en-US"/>
+        </w:rPr>
+        <w:t>mse</w:t>
+      </w:r>
+      <w:proofErr w:type="spellEnd"/>
+      <w:r>
+        <w:rPr>
+          <w:lang w:val="en-US"/>
+        </w:rPr>
+        <w:t>')</w:t>
+      </w:r>
+      <w:r>
+        <w:rPr>
+          <w:lang w:val="en-US"/>
+        </w:rPr>
         <w:br/>
         <w:t xml:space="preserve">    return autoencoder, encoder</w:t>
       </w:r>
       <w:r>
-        <w:br/>
-      </w:r>
-      <w:r>
-        <w:br/>
-        <w:t>autoencoder1, encoder1 = build_autoencoder(X_train.shape[1], 64)</w:t>
-      </w:r>
-      <w:r>
-        <w:br/>
-        <w:t>autoencoder1.fit(X_train, X_train, epochs=100, batch_size=4, shuffle=True)</w:t>
-      </w:r>
-      <w:r>
-        <w:br/>
-      </w:r>
-      <w:r>
-        <w:br/>
-        <w:t>X_train_encoded = encoder1.predict(X_train)</w:t>
-      </w:r>
-      <w:r>
-        <w:br/>
-        <w:t>autoencoder2, encoder2 = build_autoencoder(64, 32)</w:t>
-      </w:r>
-      <w:r>
-        <w:br/>
-        <w:t>autoencoder2.fit(X_train_encoded, X_train_encoded, epochs=100, batch_size=4, shuffle=True)</w:t>
-      </w:r>
-      <w:r>
-        <w:br/>
-      </w:r>
-      <w:r>
-        <w:br/>
-        <w:t>X_train_encoded = encoder2.predict(X_train_encoded)</w:t>
-      </w:r>
-      <w:r>
-        <w:br/>
-        <w:t>autoencoder3, encoder3 = build_autoencoder(32, 16)</w:t>
-      </w:r>
-      <w:r>
-        <w:br/>
-        <w:t>autoencoder3.fit(X_train_encoded, X_train_encoded, epochs=100, batch_size=4, shuffle=True)</w:t>
-      </w:r>
-      <w:r>
-        <w:br/>
-      </w:r>
-      <w:r>
-        <w:br/>
-        <w:t>model.layers[0].set_weights(autoencoder1.get_weights()[:2])</w:t>
-      </w:r>
-      <w:r>
-        <w:br/>
-        <w:t>model.layers[1].set_weights(autoencoder2.get_weights()[:2])</w:t>
-      </w:r>
-      <w:r>
-        <w:br/>
-        <w:t>model.layers[2].set_weights(autoencoder3.get_weights()[:2])</w:t>
-      </w:r>
-      <w:r>
-        <w:br/>
-      </w:r>
-      <w:r>
-        <w:br/>
-        <w:t>history = model.fit(X_train, y_train, epochs=100, validation_data=(X_test, y_test), batch_size=4)</w:t>
-      </w:r>
-      <w:r>
-        <w:br/>
-      </w:r>
-      <w:r>
-        <w:br/>
-        <w:t>plt.figure(figsize=(12, 4))</w:t>
-      </w:r>
-      <w:r>
-        <w:br/>
-      </w:r>
-      <w:r>
-        <w:br/>
-        <w:t>plt.subplot(1, 2, 1)</w:t>
-      </w:r>
-      <w:r>
-        <w:br/>
-      </w:r>
-      <w:r>
+        <w:rPr>
+          <w:lang w:val="en-US"/>
+        </w:rPr>
+        <w:br/>
+      </w:r>
+      <w:r>
+        <w:rPr>
+          <w:lang w:val="en-US"/>
+        </w:rPr>
+        <w:t xml:space="preserve">autoencoder1, encoder1 = </w:t>
+      </w:r>
+      <w:proofErr w:type="spellStart"/>
+      <w:r>
+        <w:rPr>
+          <w:lang w:val="en-US"/>
+        </w:rPr>
+        <w:t>build_autoencoder</w:t>
+      </w:r>
+      <w:proofErr w:type="spellEnd"/>
+      <w:r>
+        <w:rPr>
+          <w:lang w:val="en-US"/>
+        </w:rPr>
+        <w:t>(</w:t>
+      </w:r>
+      <w:proofErr w:type="spellStart"/>
+      <w:r>
+        <w:rPr>
+          <w:lang w:val="en-US"/>
+        </w:rPr>
+        <w:t>X_train.shape</w:t>
+      </w:r>
+      <w:proofErr w:type="spellEnd"/>
+      <w:r>
+        <w:rPr>
+          <w:lang w:val="en-US"/>
+        </w:rPr>
+        <w:t>[1], 64)</w:t>
+      </w:r>
+    </w:p>
+    <w:p>
+      <w:pPr>
+        <w:rPr>
+          <w:lang w:val="en-US"/>
+        </w:rPr>
+      </w:pPr>
+      <w:proofErr w:type="gramStart"/>
+      <w:r>
+        <w:rPr>
+          <w:lang w:val="en-US"/>
+        </w:rPr>
+        <w:t>autoencoder1.fit(</w:t>
+      </w:r>
+      <w:proofErr w:type="spellStart"/>
+      <w:proofErr w:type="gramEnd"/>
+      <w:r>
+        <w:rPr>
+          <w:lang w:val="en-US"/>
+        </w:rPr>
+        <w:t>X_train</w:t>
+      </w:r>
+      <w:proofErr w:type="spellEnd"/>
+      <w:r>
+        <w:rPr>
+          <w:lang w:val="en-US"/>
+        </w:rPr>
+        <w:t xml:space="preserve">, </w:t>
+      </w:r>
+      <w:proofErr w:type="spellStart"/>
+      <w:r>
+        <w:rPr>
+          <w:lang w:val="en-US"/>
+        </w:rPr>
+        <w:t>X_train</w:t>
+      </w:r>
+      <w:proofErr w:type="spellEnd"/>
+      <w:r>
+        <w:rPr>
+          <w:lang w:val="en-US"/>
+        </w:rPr>
+        <w:t xml:space="preserve">, epochs=100, </w:t>
+      </w:r>
+      <w:proofErr w:type="spellStart"/>
+      <w:r>
+        <w:rPr>
+          <w:lang w:val="en-US"/>
+        </w:rPr>
+        <w:t>batch_size</w:t>
+      </w:r>
+      <w:proofErr w:type="spellEnd"/>
+      <w:r>
+        <w:rPr>
+          <w:lang w:val="en-US"/>
+        </w:rPr>
+        <w:t>=64, shuffle=True)</w:t>
+      </w:r>
+    </w:p>
+    <w:p>
+      <w:pPr>
+        <w:rPr>
+          <w:lang w:val="en-US"/>
+        </w:rPr>
+      </w:pPr>
+      <w:proofErr w:type="spellStart"/>
+      <w:r>
+        <w:rPr>
+          <w:lang w:val="en-US"/>
+        </w:rPr>
+        <w:t>X_train_encoded</w:t>
+      </w:r>
+      <w:proofErr w:type="spellEnd"/>
+      <w:r>
+        <w:rPr>
+          <w:lang w:val="en-US"/>
+        </w:rPr>
+        <w:t xml:space="preserve"> = encoder1.predict(</w:t>
+      </w:r>
+      <w:proofErr w:type="spellStart"/>
+      <w:r>
+        <w:rPr>
+          <w:lang w:val="en-US"/>
+        </w:rPr>
+        <w:t>X_train</w:t>
+      </w:r>
+      <w:proofErr w:type="spellEnd"/>
+      <w:r>
+        <w:rPr>
+          <w:lang w:val="en-US"/>
+        </w:rPr>
+        <w:t>)</w:t>
+      </w:r>
+    </w:p>
+    <w:p>
+      <w:pPr>
+        <w:rPr>
+          <w:lang w:val="en-US"/>
+        </w:rPr>
+      </w:pPr>
+      <w:r>
+        <w:rPr>
+          <w:lang w:val="en-US"/>
+        </w:rPr>
+        <w:t xml:space="preserve">autoencoder2, encoder2 = </w:t>
+      </w:r>
+      <w:proofErr w:type="spellStart"/>
+      <w:r>
+        <w:rPr>
+          <w:lang w:val="en-US"/>
+        </w:rPr>
+        <w:t>build_</w:t>
+      </w:r>
+      <w:proofErr w:type="gramStart"/>
+      <w:r>
+        <w:rPr>
+          <w:lang w:val="en-US"/>
+        </w:rPr>
+        <w:t>autoencoder</w:t>
+      </w:r>
+      <w:proofErr w:type="spellEnd"/>
+      <w:r>
+        <w:rPr>
+          <w:lang w:val="en-US"/>
+        </w:rPr>
+        <w:t>(</w:t>
+      </w:r>
+      <w:proofErr w:type="gramEnd"/>
+      <w:r>
+        <w:rPr>
+          <w:lang w:val="en-US"/>
+        </w:rPr>
+        <w:t>64, 32)</w:t>
+      </w:r>
+    </w:p>
+    <w:p>
+      <w:proofErr w:type="gramStart"/>
+      <w:r>
+        <w:rPr>
+          <w:lang w:val="en-US"/>
+        </w:rPr>
+        <w:t>autoencoder2.fit(</w:t>
+      </w:r>
+      <w:proofErr w:type="spellStart"/>
+      <w:proofErr w:type="gramEnd"/>
+      <w:r>
+        <w:rPr>
+          <w:lang w:val="en-US"/>
+        </w:rPr>
+        <w:t>X_train_encoded</w:t>
+      </w:r>
+      <w:proofErr w:type="spellEnd"/>
+      <w:r>
+        <w:rPr>
+          <w:lang w:val="en-US"/>
+        </w:rPr>
+        <w:t xml:space="preserve">, </w:t>
+      </w:r>
+      <w:proofErr w:type="spellStart"/>
+      <w:r>
+        <w:rPr>
+          <w:lang w:val="en-US"/>
+        </w:rPr>
+        <w:t>X_train_encoded</w:t>
+      </w:r>
+      <w:proofErr w:type="spellEnd"/>
+      <w:r>
+        <w:rPr>
+          <w:lang w:val="en-US"/>
+        </w:rPr>
+        <w:t xml:space="preserve">, epochs=100, </w:t>
+      </w:r>
+      <w:proofErr w:type="spellStart"/>
+      <w:r>
+        <w:rPr>
+          <w:lang w:val="en-US"/>
+        </w:rPr>
+        <w:t>batch_size</w:t>
+      </w:r>
+      <w:proofErr w:type="spellEnd"/>
+      <w:r>
+        <w:rPr>
+          <w:lang w:val="en-US"/>
+        </w:rPr>
+        <w:t>=64, shuffle=True)</w:t>
+      </w:r>
+    </w:p>
+    <w:p>
+      <w:pPr>
+        <w:rPr>
+          <w:lang w:val="en-US"/>
+        </w:rPr>
+      </w:pPr>
+      <w:proofErr w:type="spellStart"/>
+      <w:r>
+        <w:rPr>
+          <w:lang w:val="en-US"/>
+        </w:rPr>
+        <w:t>X_train_encoded</w:t>
+      </w:r>
+      <w:proofErr w:type="spellEnd"/>
+      <w:r>
+        <w:rPr>
+          <w:lang w:val="en-US"/>
+        </w:rPr>
+        <w:t xml:space="preserve"> = encoder2.predict(</w:t>
+      </w:r>
+      <w:proofErr w:type="spellStart"/>
+      <w:r>
+        <w:rPr>
+          <w:lang w:val="en-US"/>
+        </w:rPr>
+        <w:t>X_train_encoded</w:t>
+      </w:r>
+      <w:proofErr w:type="spellEnd"/>
+      <w:r>
+        <w:rPr>
+          <w:lang w:val="en-US"/>
+        </w:rPr>
+        <w:t>)</w:t>
+      </w:r>
+    </w:p>
+    <w:p>
+      <w:pPr>
+        <w:rPr>
+          <w:lang w:val="en-US"/>
+        </w:rPr>
+      </w:pPr>
+      <w:r>
+        <w:rPr>
+          <w:lang w:val="en-US"/>
+        </w:rPr>
+        <w:t xml:space="preserve">autoencoder3, encoder3 = </w:t>
+      </w:r>
+      <w:proofErr w:type="spellStart"/>
+      <w:r>
+        <w:rPr>
+          <w:lang w:val="en-US"/>
+        </w:rPr>
+        <w:t>build_</w:t>
+      </w:r>
+      <w:proofErr w:type="gramStart"/>
+      <w:r>
+        <w:rPr>
+          <w:lang w:val="en-US"/>
+        </w:rPr>
+        <w:t>autoencoder</w:t>
+      </w:r>
+      <w:proofErr w:type="spellEnd"/>
+      <w:r>
+        <w:rPr>
+          <w:lang w:val="en-US"/>
+        </w:rPr>
+        <w:t>(</w:t>
+      </w:r>
+      <w:proofErr w:type="gramEnd"/>
+      <w:r>
+        <w:rPr>
+          <w:lang w:val="en-US"/>
+        </w:rPr>
+        <w:t>32, 16)</w:t>
+      </w:r>
+    </w:p>
+    <w:p>
+      <w:proofErr w:type="gramStart"/>
+      <w:r>
+        <w:rPr>
+          <w:lang w:val="en-US"/>
+        </w:rPr>
+        <w:t>autoencoder3.fit(</w:t>
+      </w:r>
+      <w:proofErr w:type="spellStart"/>
+      <w:proofErr w:type="gramEnd"/>
+      <w:r>
+        <w:rPr>
+          <w:lang w:val="en-US"/>
+        </w:rPr>
+        <w:t>X_train_encoded</w:t>
+      </w:r>
+      <w:proofErr w:type="spellEnd"/>
+      <w:r>
+        <w:rPr>
+          <w:lang w:val="en-US"/>
+        </w:rPr>
+        <w:t xml:space="preserve">, </w:t>
+      </w:r>
+      <w:proofErr w:type="spellStart"/>
+      <w:r>
+        <w:rPr>
+          <w:lang w:val="en-US"/>
+        </w:rPr>
+        <w:t>X_train_encoded</w:t>
+      </w:r>
+      <w:proofErr w:type="spellEnd"/>
+      <w:r>
+        <w:rPr>
+          <w:lang w:val="en-US"/>
+        </w:rPr>
+        <w:t xml:space="preserve">, epochs=100, </w:t>
+      </w:r>
+      <w:proofErr w:type="spellStart"/>
+      <w:r>
+        <w:rPr>
+          <w:lang w:val="en-US"/>
+        </w:rPr>
+        <w:t>batch_size</w:t>
+      </w:r>
+      <w:proofErr w:type="spellEnd"/>
+      <w:r>
+        <w:rPr>
+          <w:lang w:val="en-US"/>
+        </w:rPr>
+        <w:t>=64, shuffle=True)</w:t>
+      </w:r>
+    </w:p>
+    <w:p>
+      <w:pPr>
+        <w:rPr>
+          <w:lang w:val="en-US"/>
+        </w:rPr>
+      </w:pPr>
+      <w:proofErr w:type="spellStart"/>
+      <w:r>
+        <w:rPr>
+          <w:lang w:val="en-US"/>
+        </w:rPr>
+        <w:t>X_train_encoded</w:t>
+      </w:r>
+      <w:proofErr w:type="spellEnd"/>
+      <w:r>
+        <w:rPr>
+          <w:lang w:val="en-US"/>
+        </w:rPr>
+        <w:t xml:space="preserve"> = encoder3.predict(</w:t>
+      </w:r>
+      <w:proofErr w:type="spellStart"/>
+      <w:r>
+        <w:rPr>
+          <w:lang w:val="en-US"/>
+        </w:rPr>
+        <w:t>X_train_encoded</w:t>
+      </w:r>
+      <w:proofErr w:type="spellEnd"/>
+      <w:r>
+        <w:rPr>
+          <w:lang w:val="en-US"/>
+        </w:rPr>
+        <w:t>)</w:t>
+      </w:r>
+    </w:p>
+    <w:p>
+      <w:pPr>
+        <w:rPr>
+          <w:lang w:val="en-US"/>
+        </w:rPr>
+      </w:pPr>
+      <w:r>
+        <w:rPr>
+          <w:lang w:val="en-US"/>
+        </w:rPr>
+        <w:t xml:space="preserve">autoencoder4, encoder4 = </w:t>
+      </w:r>
+      <w:proofErr w:type="spellStart"/>
+      <w:r>
+        <w:rPr>
+          <w:lang w:val="en-US"/>
+        </w:rPr>
+        <w:t>build_</w:t>
+      </w:r>
+      <w:proofErr w:type="gramStart"/>
+      <w:r>
+        <w:rPr>
+          <w:lang w:val="en-US"/>
+        </w:rPr>
+        <w:t>autoencoder</w:t>
+      </w:r>
+      <w:proofErr w:type="spellEnd"/>
+      <w:r>
+        <w:rPr>
+          <w:lang w:val="en-US"/>
+        </w:rPr>
+        <w:t>(</w:t>
+      </w:r>
+      <w:proofErr w:type="gramEnd"/>
+      <w:r>
+        <w:rPr>
+          <w:lang w:val="en-US"/>
+        </w:rPr>
+        <w:t>16, 8)</w:t>
+      </w:r>
+    </w:p>
+    <w:p>
+      <w:proofErr w:type="gramStart"/>
+      <w:r>
+        <w:rPr>
+          <w:lang w:val="en-US"/>
+        </w:rPr>
+        <w:t>autoencoder4.fit(</w:t>
+      </w:r>
+      <w:proofErr w:type="spellStart"/>
+      <w:proofErr w:type="gramEnd"/>
+      <w:r>
+        <w:rPr>
+          <w:lang w:val="en-US"/>
+        </w:rPr>
+        <w:t>X_train_encoded</w:t>
+      </w:r>
+      <w:proofErr w:type="spellEnd"/>
+      <w:r>
+        <w:rPr>
+          <w:lang w:val="en-US"/>
+        </w:rPr>
+        <w:t xml:space="preserve">, </w:t>
+      </w:r>
+      <w:proofErr w:type="spellStart"/>
+      <w:r>
+        <w:rPr>
+          <w:lang w:val="en-US"/>
+        </w:rPr>
+        <w:t>X_train_encoded</w:t>
+      </w:r>
+      <w:proofErr w:type="spellEnd"/>
+      <w:r>
+        <w:rPr>
+          <w:lang w:val="en-US"/>
+        </w:rPr>
+        <w:t xml:space="preserve">, epochs=100, </w:t>
+      </w:r>
+      <w:proofErr w:type="spellStart"/>
+      <w:r>
+        <w:rPr>
+          <w:lang w:val="en-US"/>
+        </w:rPr>
+        <w:t>batch_size</w:t>
+      </w:r>
+      <w:proofErr w:type="spellEnd"/>
+      <w:r>
+        <w:rPr>
+          <w:lang w:val="en-US"/>
+        </w:rPr>
+        <w:t>=64, shuffle=True)</w:t>
+      </w:r>
+    </w:p>
+    <w:p>
+      <w:pPr>
+        <w:rPr>
+          <w:lang w:val="en-US"/>
+        </w:rPr>
+      </w:pPr>
+      <w:proofErr w:type="spellStart"/>
+      <w:proofErr w:type="gramStart"/>
+      <w:r>
+        <w:rPr>
+          <w:lang w:val="en-US"/>
+        </w:rPr>
+        <w:t>model.layers</w:t>
+      </w:r>
+      <w:proofErr w:type="spellEnd"/>
+      <w:proofErr w:type="gramEnd"/>
+      <w:r>
+        <w:rPr>
+          <w:lang w:val="en-US"/>
+        </w:rPr>
+        <w:t>[0</w:t>
+      </w:r>
+      <w:proofErr w:type="gramStart"/>
+      <w:r>
+        <w:rPr>
+          <w:lang w:val="en-US"/>
+        </w:rPr>
+        <w:t>].</w:t>
+      </w:r>
+      <w:proofErr w:type="spellStart"/>
+      <w:r>
+        <w:rPr>
+          <w:lang w:val="en-US"/>
+        </w:rPr>
+        <w:t>set</w:t>
+      </w:r>
+      <w:proofErr w:type="gramEnd"/>
+      <w:r>
+        <w:rPr>
+          <w:lang w:val="en-US"/>
+        </w:rPr>
+        <w:t>_weights</w:t>
+      </w:r>
+      <w:proofErr w:type="spellEnd"/>
+      <w:r>
+        <w:rPr>
+          <w:lang w:val="en-US"/>
+        </w:rPr>
+        <w:t>(autoencoder1.get_</w:t>
+      </w:r>
+      <w:proofErr w:type="gramStart"/>
+      <w:r>
+        <w:rPr>
+          <w:lang w:val="en-US"/>
+        </w:rPr>
+        <w:t>weights()[</w:t>
+      </w:r>
+      <w:proofErr w:type="gramEnd"/>
+      <w:r>
+        <w:rPr>
+          <w:lang w:val="en-US"/>
+        </w:rPr>
+        <w:t>:2])</w:t>
+      </w:r>
+    </w:p>
+    <w:p>
+      <w:pPr>
+        <w:rPr>
+          <w:lang w:val="en-US"/>
+        </w:rPr>
+      </w:pPr>
+      <w:proofErr w:type="spellStart"/>
+      <w:proofErr w:type="gramStart"/>
+      <w:r>
+        <w:rPr>
+          <w:lang w:val="en-US"/>
+        </w:rPr>
+        <w:t>model.layers</w:t>
+      </w:r>
+      <w:proofErr w:type="spellEnd"/>
+      <w:proofErr w:type="gramEnd"/>
+      <w:r>
+        <w:rPr>
+          <w:lang w:val="en-US"/>
+        </w:rPr>
+        <w:t>[1</w:t>
+      </w:r>
+      <w:proofErr w:type="gramStart"/>
+      <w:r>
+        <w:rPr>
+          <w:lang w:val="en-US"/>
+        </w:rPr>
+        <w:t>].</w:t>
+      </w:r>
+      <w:proofErr w:type="spellStart"/>
+      <w:r>
+        <w:rPr>
+          <w:lang w:val="en-US"/>
+        </w:rPr>
+        <w:t>set</w:t>
+      </w:r>
+      <w:proofErr w:type="gramEnd"/>
+      <w:r>
+        <w:rPr>
+          <w:lang w:val="en-US"/>
+        </w:rPr>
+        <w:t>_weights</w:t>
+      </w:r>
+      <w:proofErr w:type="spellEnd"/>
+      <w:r>
+        <w:rPr>
+          <w:lang w:val="en-US"/>
+        </w:rPr>
+        <w:t>(autoencoder2.get_</w:t>
+      </w:r>
+      <w:proofErr w:type="gramStart"/>
+      <w:r>
+        <w:rPr>
+          <w:lang w:val="en-US"/>
+        </w:rPr>
+        <w:t>weights()[</w:t>
+      </w:r>
+      <w:proofErr w:type="gramEnd"/>
+      <w:r>
+        <w:rPr>
+          <w:lang w:val="en-US"/>
+        </w:rPr>
+        <w:t>:2])</w:t>
+      </w:r>
+    </w:p>
+    <w:p>
+      <w:pPr>
+        <w:rPr>
+          <w:lang w:val="en-US"/>
+        </w:rPr>
+      </w:pPr>
+      <w:proofErr w:type="spellStart"/>
+      <w:proofErr w:type="gramStart"/>
+      <w:r>
+        <w:rPr>
+          <w:lang w:val="en-US"/>
+        </w:rPr>
+        <w:t>model.layers</w:t>
+      </w:r>
+      <w:proofErr w:type="spellEnd"/>
+      <w:proofErr w:type="gramEnd"/>
+      <w:r>
+        <w:rPr>
+          <w:lang w:val="en-US"/>
+        </w:rPr>
+        <w:t>[2</w:t>
+      </w:r>
+      <w:proofErr w:type="gramStart"/>
+      <w:r>
+        <w:rPr>
+          <w:lang w:val="en-US"/>
+        </w:rPr>
+        <w:t>].</w:t>
+      </w:r>
+      <w:proofErr w:type="spellStart"/>
+      <w:r>
+        <w:rPr>
+          <w:lang w:val="en-US"/>
+        </w:rPr>
+        <w:t>set</w:t>
+      </w:r>
+      <w:proofErr w:type="gramEnd"/>
+      <w:r>
+        <w:rPr>
+          <w:lang w:val="en-US"/>
+        </w:rPr>
+        <w:t>_weights</w:t>
+      </w:r>
+      <w:proofErr w:type="spellEnd"/>
+      <w:r>
+        <w:rPr>
+          <w:lang w:val="en-US"/>
+        </w:rPr>
+        <w:t>(autoencoder3.get_</w:t>
+      </w:r>
+      <w:proofErr w:type="gramStart"/>
+      <w:r>
+        <w:rPr>
+          <w:lang w:val="en-US"/>
+        </w:rPr>
+        <w:t>weights()[</w:t>
+      </w:r>
+      <w:proofErr w:type="gramEnd"/>
+      <w:r>
+        <w:rPr>
+          <w:lang w:val="en-US"/>
+        </w:rPr>
+        <w:t>:2])</w:t>
+      </w:r>
+    </w:p>
+    <w:p>
+      <w:pPr>
+        <w:rPr>
+          <w:lang w:val="en-US"/>
+        </w:rPr>
+      </w:pPr>
+      <w:proofErr w:type="spellStart"/>
+      <w:proofErr w:type="gramStart"/>
+      <w:r>
+        <w:rPr>
+          <w:lang w:val="en-US"/>
+        </w:rPr>
+        <w:t>model.layers</w:t>
+      </w:r>
+      <w:proofErr w:type="spellEnd"/>
+      <w:proofErr w:type="gramEnd"/>
+      <w:r>
+        <w:rPr>
+          <w:lang w:val="en-US"/>
+        </w:rPr>
+        <w:t>[3</w:t>
+      </w:r>
+      <w:proofErr w:type="gramStart"/>
+      <w:r>
+        <w:rPr>
+          <w:lang w:val="en-US"/>
+        </w:rPr>
+        <w:t>].</w:t>
+      </w:r>
+      <w:proofErr w:type="spellStart"/>
+      <w:r>
+        <w:rPr>
+          <w:lang w:val="en-US"/>
+        </w:rPr>
+        <w:t>set</w:t>
+      </w:r>
+      <w:proofErr w:type="gramEnd"/>
+      <w:r>
+        <w:rPr>
+          <w:lang w:val="en-US"/>
+        </w:rPr>
+        <w:t>_weights</w:t>
+      </w:r>
+      <w:proofErr w:type="spellEnd"/>
+      <w:r>
+        <w:rPr>
+          <w:lang w:val="en-US"/>
+        </w:rPr>
+        <w:t>(autoencoder4.get_</w:t>
+      </w:r>
+      <w:proofErr w:type="gramStart"/>
+      <w:r>
+        <w:rPr>
+          <w:lang w:val="en-US"/>
+        </w:rPr>
+        <w:t>weights()[</w:t>
+      </w:r>
+      <w:proofErr w:type="gramEnd"/>
+      <w:r>
+        <w:rPr>
+          <w:lang w:val="en-US"/>
+        </w:rPr>
+        <w:t>:2])</w:t>
+      </w:r>
+    </w:p>
+    <w:p>
+      <w:pPr>
+        <w:spacing w:after="117" w:line="259" w:lineRule="auto"/>
+        <w:ind w:left="566" w:right="-10" w:firstLine="0"/>
+        <w:rPr>
+          <w:lang w:val="en-US"/>
+        </w:rPr>
+      </w:pPr>
+      <w:r>
+        <w:rPr>
+          <w:lang w:val="en-US"/>
+        </w:rPr>
+        <w:br/>
+      </w:r>
+      <w:r>
+        <w:rPr>
+          <w:lang w:val="en-US"/>
+        </w:rPr>
+        <w:br/>
+        <w:t xml:space="preserve">history = </w:t>
+      </w:r>
+      <w:proofErr w:type="spellStart"/>
+      <w:r>
+        <w:rPr>
+          <w:lang w:val="en-US"/>
+        </w:rPr>
+        <w:t>model.fit</w:t>
+      </w:r>
+      <w:proofErr w:type="spellEnd"/>
+      <w:r>
+        <w:rPr>
+          <w:lang w:val="en-US"/>
+        </w:rPr>
+        <w:t>(</w:t>
+      </w:r>
+      <w:proofErr w:type="spellStart"/>
+      <w:r>
+        <w:rPr>
+          <w:lang w:val="en-US"/>
+        </w:rPr>
+        <w:t>X_train</w:t>
+      </w:r>
+      <w:proofErr w:type="spellEnd"/>
+      <w:r>
+        <w:rPr>
+          <w:lang w:val="en-US"/>
+        </w:rPr>
+        <w:t xml:space="preserve">, </w:t>
+      </w:r>
+      <w:proofErr w:type="spellStart"/>
+      <w:r>
+        <w:rPr>
+          <w:lang w:val="en-US"/>
+        </w:rPr>
+        <w:t>y_train</w:t>
+      </w:r>
+      <w:proofErr w:type="spellEnd"/>
+      <w:r>
+        <w:rPr>
+          <w:lang w:val="en-US"/>
+        </w:rPr>
+        <w:t xml:space="preserve">, epochs=100, </w:t>
+      </w:r>
+      <w:proofErr w:type="spellStart"/>
+      <w:r>
+        <w:rPr>
+          <w:lang w:val="en-US"/>
+        </w:rPr>
+        <w:t>validation_data</w:t>
+      </w:r>
+      <w:proofErr w:type="spellEnd"/>
+      <w:r>
+        <w:rPr>
+          <w:lang w:val="en-US"/>
+        </w:rPr>
+        <w:t>=(</w:t>
+      </w:r>
+      <w:proofErr w:type="spellStart"/>
+      <w:r>
+        <w:rPr>
+          <w:lang w:val="en-US"/>
+        </w:rPr>
+        <w:t>X_test</w:t>
+      </w:r>
+      <w:proofErr w:type="spellEnd"/>
+      <w:r>
+        <w:rPr>
+          <w:lang w:val="en-US"/>
+        </w:rPr>
+        <w:t xml:space="preserve">, </w:t>
+      </w:r>
+      <w:proofErr w:type="spellStart"/>
+      <w:r>
+        <w:rPr>
+          <w:lang w:val="en-US"/>
+        </w:rPr>
+        <w:t>y_test</w:t>
+      </w:r>
+      <w:proofErr w:type="spellEnd"/>
+      <w:r>
+        <w:rPr>
+          <w:lang w:val="en-US"/>
+        </w:rPr>
+        <w:t xml:space="preserve">), </w:t>
+      </w:r>
+      <w:proofErr w:type="spellStart"/>
+      <w:r>
+        <w:rPr>
+          <w:lang w:val="en-US"/>
+        </w:rPr>
+        <w:t>batch_size</w:t>
+      </w:r>
+      <w:proofErr w:type="spellEnd"/>
+      <w:r>
+        <w:rPr>
+          <w:lang w:val="en-US"/>
+        </w:rPr>
+        <w:t>=4)</w:t>
+      </w:r>
+      <w:r>
+        <w:rPr>
+          <w:lang w:val="en-US"/>
+        </w:rPr>
+        <w:br/>
+      </w:r>
+      <w:r>
+        <w:rPr>
+          <w:lang w:val="en-US"/>
+        </w:rPr>
+        <w:br/>
+      </w:r>
+      <w:proofErr w:type="spellStart"/>
+      <w:r>
+        <w:rPr>
+          <w:lang w:val="en-US"/>
+        </w:rPr>
         <w:lastRenderedPageBreak/>
-        <w:t>plt.plot(history.history['loss'], label='Training Loss')</w:t>
-      </w:r>
-      <w:r>
-        <w:br/>
-        <w:t>plt.plot(history.history['val_loss'], label='Validation Loss')</w:t>
-      </w:r>
-      <w:r>
-        <w:br/>
-        <w:t>plt.title('Model Loss')</w:t>
-      </w:r>
-      <w:r>
-        <w:br/>
-        <w:t>plt.xlabel('Epoch')</w:t>
-      </w:r>
-      <w:r>
-        <w:br/>
-        <w:t>plt.ylabel('Loss')</w:t>
-      </w:r>
-      <w:r>
-        <w:br/>
-        <w:t>plt.legend()</w:t>
-      </w:r>
-      <w:r>
-        <w:br/>
-      </w:r>
-      <w:r>
-        <w:br/>
-        <w:t>plt.subplot(1, 2, 2)</w:t>
-      </w:r>
-      <w:r>
-        <w:br/>
-        <w:t>plt.plot(history.history['accuracy'], label='Training Accuracy')</w:t>
-      </w:r>
-      <w:r>
-        <w:br/>
-        <w:t>plt.plot(history.history['val_accuracy'], label='Validation Accuracy')</w:t>
-      </w:r>
-      <w:r>
-        <w:br/>
-        <w:t>plt.title('Model Accuracy')</w:t>
-      </w:r>
-      <w:r>
-        <w:br/>
-        <w:t>plt.xlabel('Epoch')</w:t>
-      </w:r>
-      <w:r>
-        <w:br/>
-        <w:t>plt.ylabel('Accuracy')</w:t>
-      </w:r>
-      <w:r>
-        <w:br/>
-        <w:t>plt.legend()</w:t>
-      </w:r>
-      <w:r>
-        <w:br/>
-      </w:r>
-      <w:r>
-        <w:br/>
-        <w:t>plt.tight_layout()</w:t>
-      </w:r>
-      <w:r>
-        <w:br/>
-        <w:t>plt.show()</w:t>
-      </w:r>
-      <w:r>
-        <w:br/>
-      </w:r>
-      <w:r>
+        <w:t>plt.figure</w:t>
+      </w:r>
+      <w:proofErr w:type="spellEnd"/>
+      <w:r>
+        <w:rPr>
+          <w:lang w:val="en-US"/>
+        </w:rPr>
+        <w:t>(</w:t>
+      </w:r>
+      <w:proofErr w:type="spellStart"/>
+      <w:r>
+        <w:rPr>
+          <w:lang w:val="en-US"/>
+        </w:rPr>
+        <w:t>figsize</w:t>
+      </w:r>
+      <w:proofErr w:type="spellEnd"/>
+      <w:r>
+        <w:rPr>
+          <w:lang w:val="en-US"/>
+        </w:rPr>
+        <w:t>=(12, 4))</w:t>
+      </w:r>
+      <w:r>
+        <w:rPr>
+          <w:lang w:val="en-US"/>
+        </w:rPr>
+        <w:br/>
+      </w:r>
+      <w:r>
+        <w:rPr>
+          <w:lang w:val="en-US"/>
+        </w:rPr>
+        <w:br/>
+      </w:r>
+      <w:proofErr w:type="spellStart"/>
+      <w:r>
+        <w:rPr>
+          <w:lang w:val="en-US"/>
+        </w:rPr>
+        <w:t>plt.subplot</w:t>
+      </w:r>
+      <w:proofErr w:type="spellEnd"/>
+      <w:r>
+        <w:rPr>
+          <w:lang w:val="en-US"/>
+        </w:rPr>
+        <w:t>(1, 2, 1)</w:t>
+      </w:r>
+      <w:r>
+        <w:rPr>
+          <w:lang w:val="en-US"/>
+        </w:rPr>
+        <w:br/>
+      </w:r>
+      <w:proofErr w:type="spellStart"/>
+      <w:r>
+        <w:rPr>
+          <w:lang w:val="en-US"/>
+        </w:rPr>
+        <w:t>plt.plot</w:t>
+      </w:r>
+      <w:proofErr w:type="spellEnd"/>
+      <w:r>
+        <w:rPr>
+          <w:lang w:val="en-US"/>
+        </w:rPr>
+        <w:t>(</w:t>
+      </w:r>
+      <w:proofErr w:type="spellStart"/>
+      <w:r>
+        <w:rPr>
+          <w:lang w:val="en-US"/>
+        </w:rPr>
+        <w:t>history.history</w:t>
+      </w:r>
+      <w:proofErr w:type="spellEnd"/>
+      <w:r>
+        <w:rPr>
+          <w:lang w:val="en-US"/>
+        </w:rPr>
+        <w:t>['loss'], label='Training Loss')</w:t>
+      </w:r>
+      <w:r>
+        <w:rPr>
+          <w:lang w:val="en-US"/>
+        </w:rPr>
+        <w:br/>
+      </w:r>
+      <w:proofErr w:type="spellStart"/>
+      <w:r>
+        <w:rPr>
+          <w:lang w:val="en-US"/>
+        </w:rPr>
+        <w:t>plt.plot</w:t>
+      </w:r>
+      <w:proofErr w:type="spellEnd"/>
+      <w:r>
+        <w:rPr>
+          <w:lang w:val="en-US"/>
+        </w:rPr>
+        <w:t>(</w:t>
+      </w:r>
+      <w:proofErr w:type="spellStart"/>
+      <w:r>
+        <w:rPr>
+          <w:lang w:val="en-US"/>
+        </w:rPr>
+        <w:t>history.history</w:t>
+      </w:r>
+      <w:proofErr w:type="spellEnd"/>
+      <w:r>
+        <w:rPr>
+          <w:lang w:val="en-US"/>
+        </w:rPr>
+        <w:t>['</w:t>
+      </w:r>
+      <w:proofErr w:type="spellStart"/>
+      <w:r>
+        <w:rPr>
+          <w:lang w:val="en-US"/>
+        </w:rPr>
+        <w:t>val_loss</w:t>
+      </w:r>
+      <w:proofErr w:type="spellEnd"/>
+      <w:r>
+        <w:rPr>
+          <w:lang w:val="en-US"/>
+        </w:rPr>
+        <w:t>'], label='Validation Loss')</w:t>
+      </w:r>
+      <w:r>
+        <w:rPr>
+          <w:lang w:val="en-US"/>
+        </w:rPr>
+        <w:br/>
+      </w:r>
+      <w:proofErr w:type="spellStart"/>
+      <w:r>
+        <w:rPr>
+          <w:lang w:val="en-US"/>
+        </w:rPr>
+        <w:t>plt.title</w:t>
+      </w:r>
+      <w:proofErr w:type="spellEnd"/>
+      <w:r>
+        <w:rPr>
+          <w:lang w:val="en-US"/>
+        </w:rPr>
+        <w:t>('Model Loss')</w:t>
+      </w:r>
+      <w:r>
+        <w:rPr>
+          <w:lang w:val="en-US"/>
+        </w:rPr>
+        <w:br/>
+      </w:r>
+      <w:proofErr w:type="spellStart"/>
+      <w:r>
+        <w:rPr>
+          <w:lang w:val="en-US"/>
+        </w:rPr>
+        <w:t>plt.xlabel</w:t>
+      </w:r>
+      <w:proofErr w:type="spellEnd"/>
+      <w:r>
+        <w:rPr>
+          <w:lang w:val="en-US"/>
+        </w:rPr>
+        <w:t>('Epoch')</w:t>
+      </w:r>
+      <w:r>
+        <w:rPr>
+          <w:lang w:val="en-US"/>
+        </w:rPr>
+        <w:br/>
+      </w:r>
+      <w:proofErr w:type="spellStart"/>
+      <w:r>
+        <w:rPr>
+          <w:lang w:val="en-US"/>
+        </w:rPr>
+        <w:t>plt.ylabel</w:t>
+      </w:r>
+      <w:proofErr w:type="spellEnd"/>
+      <w:r>
+        <w:rPr>
+          <w:lang w:val="en-US"/>
+        </w:rPr>
+        <w:t>('Loss')</w:t>
+      </w:r>
+      <w:r>
+        <w:rPr>
+          <w:lang w:val="en-US"/>
+        </w:rPr>
+        <w:br/>
+      </w:r>
+      <w:proofErr w:type="spellStart"/>
+      <w:r>
+        <w:rPr>
+          <w:lang w:val="en-US"/>
+        </w:rPr>
+        <w:t>plt.legend</w:t>
+      </w:r>
+      <w:proofErr w:type="spellEnd"/>
+      <w:r>
+        <w:rPr>
+          <w:lang w:val="en-US"/>
+        </w:rPr>
+        <w:t>()</w:t>
+      </w:r>
+      <w:r>
+        <w:rPr>
+          <w:lang w:val="en-US"/>
+        </w:rPr>
+        <w:br/>
+      </w:r>
+      <w:r>
+        <w:rPr>
+          <w:lang w:val="en-US"/>
+        </w:rPr>
+        <w:br/>
+      </w:r>
+      <w:proofErr w:type="spellStart"/>
+      <w:r>
+        <w:rPr>
+          <w:lang w:val="en-US"/>
+        </w:rPr>
+        <w:t>plt.subplot</w:t>
+      </w:r>
+      <w:proofErr w:type="spellEnd"/>
+      <w:r>
+        <w:rPr>
+          <w:lang w:val="en-US"/>
+        </w:rPr>
+        <w:t>(1, 2, 2)</w:t>
+      </w:r>
+      <w:r>
+        <w:rPr>
+          <w:lang w:val="en-US"/>
+        </w:rPr>
+        <w:br/>
+      </w:r>
+      <w:proofErr w:type="spellStart"/>
+      <w:r>
+        <w:rPr>
+          <w:lang w:val="en-US"/>
+        </w:rPr>
+        <w:t>plt.plot</w:t>
+      </w:r>
+      <w:proofErr w:type="spellEnd"/>
+      <w:r>
+        <w:rPr>
+          <w:lang w:val="en-US"/>
+        </w:rPr>
+        <w:t>(</w:t>
+      </w:r>
+      <w:proofErr w:type="spellStart"/>
+      <w:r>
+        <w:rPr>
+          <w:lang w:val="en-US"/>
+        </w:rPr>
+        <w:t>history.history</w:t>
+      </w:r>
+      <w:proofErr w:type="spellEnd"/>
+      <w:r>
+        <w:rPr>
+          <w:lang w:val="en-US"/>
+        </w:rPr>
+        <w:t>['accuracy'], label='Training Accuracy')</w:t>
+      </w:r>
+      <w:r>
+        <w:rPr>
+          <w:lang w:val="en-US"/>
+        </w:rPr>
+        <w:br/>
+      </w:r>
+      <w:proofErr w:type="spellStart"/>
+      <w:r>
+        <w:rPr>
+          <w:lang w:val="en-US"/>
+        </w:rPr>
+        <w:t>plt.plot</w:t>
+      </w:r>
+      <w:proofErr w:type="spellEnd"/>
+      <w:r>
+        <w:rPr>
+          <w:lang w:val="en-US"/>
+        </w:rPr>
+        <w:t>(</w:t>
+      </w:r>
+      <w:proofErr w:type="spellStart"/>
+      <w:r>
+        <w:rPr>
+          <w:lang w:val="en-US"/>
+        </w:rPr>
+        <w:t>history.history</w:t>
+      </w:r>
+      <w:proofErr w:type="spellEnd"/>
+      <w:r>
+        <w:rPr>
+          <w:lang w:val="en-US"/>
+        </w:rPr>
+        <w:t>['</w:t>
+      </w:r>
+      <w:proofErr w:type="spellStart"/>
+      <w:r>
+        <w:rPr>
+          <w:lang w:val="en-US"/>
+        </w:rPr>
+        <w:t>val_accuracy</w:t>
+      </w:r>
+      <w:proofErr w:type="spellEnd"/>
+      <w:r>
+        <w:rPr>
+          <w:lang w:val="en-US"/>
+        </w:rPr>
+        <w:t>'], label='Validation Accuracy')</w:t>
+      </w:r>
+      <w:r>
+        <w:rPr>
+          <w:lang w:val="en-US"/>
+        </w:rPr>
+        <w:br/>
+      </w:r>
+      <w:proofErr w:type="spellStart"/>
+      <w:r>
+        <w:rPr>
+          <w:lang w:val="en-US"/>
+        </w:rPr>
+        <w:t>plt.title</w:t>
+      </w:r>
+      <w:proofErr w:type="spellEnd"/>
+      <w:r>
+        <w:rPr>
+          <w:lang w:val="en-US"/>
+        </w:rPr>
+        <w:t>('Model Accuracy')</w:t>
+      </w:r>
+      <w:r>
+        <w:rPr>
+          <w:lang w:val="en-US"/>
+        </w:rPr>
+        <w:br/>
+      </w:r>
+      <w:proofErr w:type="spellStart"/>
+      <w:r>
+        <w:rPr>
+          <w:lang w:val="en-US"/>
+        </w:rPr>
+        <w:t>plt.xlabel</w:t>
+      </w:r>
+      <w:proofErr w:type="spellEnd"/>
+      <w:r>
+        <w:rPr>
+          <w:lang w:val="en-US"/>
+        </w:rPr>
+        <w:t>('Epoch')</w:t>
+      </w:r>
+      <w:r>
+        <w:rPr>
+          <w:lang w:val="en-US"/>
+        </w:rPr>
+        <w:br/>
+      </w:r>
+      <w:proofErr w:type="spellStart"/>
+      <w:r>
+        <w:rPr>
+          <w:lang w:val="en-US"/>
+        </w:rPr>
+        <w:t>plt.ylabel</w:t>
+      </w:r>
+      <w:proofErr w:type="spellEnd"/>
+      <w:r>
+        <w:rPr>
+          <w:lang w:val="en-US"/>
+        </w:rPr>
+        <w:t>('Accuracy')</w:t>
+      </w:r>
+      <w:r>
+        <w:rPr>
+          <w:lang w:val="en-US"/>
+        </w:rPr>
+        <w:br/>
+      </w:r>
+      <w:proofErr w:type="spellStart"/>
+      <w:r>
+        <w:rPr>
+          <w:lang w:val="en-US"/>
+        </w:rPr>
+        <w:t>plt.legend</w:t>
+      </w:r>
+      <w:proofErr w:type="spellEnd"/>
+      <w:r>
+        <w:rPr>
+          <w:lang w:val="en-US"/>
+        </w:rPr>
+        <w:t>()</w:t>
+      </w:r>
+      <w:r>
+        <w:rPr>
+          <w:lang w:val="en-US"/>
+        </w:rPr>
+        <w:br/>
+      </w:r>
+      <w:r>
+        <w:rPr>
+          <w:lang w:val="en-US"/>
+        </w:rPr>
+        <w:br/>
+      </w:r>
+      <w:proofErr w:type="spellStart"/>
+      <w:r>
+        <w:rPr>
+          <w:lang w:val="en-US"/>
+        </w:rPr>
+        <w:t>plt.tight_layout</w:t>
+      </w:r>
+      <w:proofErr w:type="spellEnd"/>
+      <w:r>
+        <w:rPr>
+          <w:lang w:val="en-US"/>
+        </w:rPr>
+        <w:t>()</w:t>
+      </w:r>
+      <w:r>
+        <w:rPr>
+          <w:lang w:val="en-US"/>
+        </w:rPr>
+        <w:br/>
+      </w:r>
+      <w:proofErr w:type="spellStart"/>
+      <w:r>
+        <w:rPr>
+          <w:lang w:val="en-US"/>
+        </w:rPr>
+        <w:t>plt.show</w:t>
+      </w:r>
+      <w:proofErr w:type="spellEnd"/>
+      <w:r>
+        <w:rPr>
+          <w:lang w:val="en-US"/>
+        </w:rPr>
+        <w:t>()</w:t>
+      </w:r>
+      <w:r>
+        <w:rPr>
+          <w:lang w:val="en-US"/>
+        </w:rPr>
+        <w:br/>
+      </w:r>
+      <w:r>
+        <w:rPr>
+          <w:noProof/>
+        </w:rPr>
         <w:drawing>
           <wp:inline distT="0" distB="0" distL="0" distR="0" wp14:anchorId="09ADA9EA" wp14:editId="03E3604D">
             <wp:extent cx="6473190" cy="2157730"/>
@@ -1203,30 +4173,182 @@
         </w:drawing>
       </w:r>
       <w:r>
-        <w:br/>
-        <w:t>y_pred_pretrained = np.argmax(model.predict(X_test), axis=-1)</w:t>
-      </w:r>
-      <w:r>
-        <w:br/>
-      </w:r>
-      <w:r>
-        <w:br/>
-        <w:t>print("Classification Report (Pretrained):\n", classification_report(y_test, y_pred_pretrained))</w:t>
-      </w:r>
-      <w:r>
-        <w:br/>
-        <w:t>print("Confusion Matrix (Pretrained):\n", confusion_matrix(y_test, y_pred_pretrained))</w:t>
+        <w:rPr>
+          <w:lang w:val="en-US"/>
+        </w:rPr>
+        <w:br/>
+      </w:r>
+      <w:proofErr w:type="spellStart"/>
+      <w:r>
+        <w:rPr>
+          <w:lang w:val="en-US"/>
+        </w:rPr>
+        <w:t>y_pred_pretrained</w:t>
+      </w:r>
+      <w:proofErr w:type="spellEnd"/>
+      <w:r>
+        <w:rPr>
+          <w:lang w:val="en-US"/>
+        </w:rPr>
+        <w:t xml:space="preserve"> = </w:t>
+      </w:r>
+      <w:proofErr w:type="spellStart"/>
+      <w:r>
+        <w:rPr>
+          <w:lang w:val="en-US"/>
+        </w:rPr>
+        <w:t>np.argmax</w:t>
+      </w:r>
+      <w:proofErr w:type="spellEnd"/>
+      <w:r>
+        <w:rPr>
+          <w:lang w:val="en-US"/>
+        </w:rPr>
+        <w:t>(</w:t>
+      </w:r>
+      <w:proofErr w:type="spellStart"/>
+      <w:r>
+        <w:rPr>
+          <w:lang w:val="en-US"/>
+        </w:rPr>
+        <w:t>model.predict</w:t>
+      </w:r>
+      <w:proofErr w:type="spellEnd"/>
+      <w:r>
+        <w:rPr>
+          <w:lang w:val="en-US"/>
+        </w:rPr>
+        <w:t>(</w:t>
+      </w:r>
+      <w:proofErr w:type="spellStart"/>
+      <w:r>
+        <w:rPr>
+          <w:lang w:val="en-US"/>
+        </w:rPr>
+        <w:t>X_test</w:t>
+      </w:r>
+      <w:proofErr w:type="spellEnd"/>
+      <w:r>
+        <w:rPr>
+          <w:lang w:val="en-US"/>
+        </w:rPr>
+        <w:t>), axis=-1)</w:t>
+      </w:r>
+      <w:r>
+        <w:rPr>
+          <w:lang w:val="en-US"/>
+        </w:rPr>
+        <w:br/>
+      </w:r>
+      <w:r>
+        <w:rPr>
+          <w:lang w:val="en-US"/>
+        </w:rPr>
+        <w:br/>
+        <w:t xml:space="preserve">print("Classification Report (Pretrained):\n", </w:t>
+      </w:r>
+      <w:proofErr w:type="spellStart"/>
+      <w:r>
+        <w:rPr>
+          <w:lang w:val="en-US"/>
+        </w:rPr>
+        <w:t>classification_report</w:t>
+      </w:r>
+      <w:proofErr w:type="spellEnd"/>
+      <w:r>
+        <w:rPr>
+          <w:lang w:val="en-US"/>
+        </w:rPr>
+        <w:t>(</w:t>
+      </w:r>
+      <w:proofErr w:type="spellStart"/>
+      <w:r>
+        <w:rPr>
+          <w:lang w:val="en-US"/>
+        </w:rPr>
+        <w:t>y_test</w:t>
+      </w:r>
+      <w:proofErr w:type="spellEnd"/>
+      <w:r>
+        <w:rPr>
+          <w:lang w:val="en-US"/>
+        </w:rPr>
+        <w:t xml:space="preserve">, </w:t>
+      </w:r>
+      <w:proofErr w:type="spellStart"/>
+      <w:r>
+        <w:rPr>
+          <w:lang w:val="en-US"/>
+        </w:rPr>
+        <w:t>y_pred_pretrained</w:t>
+      </w:r>
+      <w:proofErr w:type="spellEnd"/>
+      <w:r>
+        <w:rPr>
+          <w:lang w:val="en-US"/>
+        </w:rPr>
+        <w:t>))</w:t>
+      </w:r>
+      <w:r>
+        <w:rPr>
+          <w:lang w:val="en-US"/>
+        </w:rPr>
+        <w:br/>
+        <w:t xml:space="preserve">print("Confusion Matrix (Pretrained):\n", </w:t>
+      </w:r>
+      <w:proofErr w:type="spellStart"/>
+      <w:r>
+        <w:rPr>
+          <w:lang w:val="en-US"/>
+        </w:rPr>
+        <w:t>confusion_matrix</w:t>
+      </w:r>
+      <w:proofErr w:type="spellEnd"/>
+      <w:r>
+        <w:rPr>
+          <w:lang w:val="en-US"/>
+        </w:rPr>
+        <w:t>(</w:t>
+      </w:r>
+      <w:proofErr w:type="spellStart"/>
+      <w:r>
+        <w:rPr>
+          <w:lang w:val="en-US"/>
+        </w:rPr>
+        <w:t>y_test</w:t>
+      </w:r>
+      <w:proofErr w:type="spellEnd"/>
+      <w:r>
+        <w:rPr>
+          <w:lang w:val="en-US"/>
+        </w:rPr>
+        <w:t xml:space="preserve">, </w:t>
+      </w:r>
+      <w:proofErr w:type="spellStart"/>
+      <w:r>
+        <w:rPr>
+          <w:lang w:val="en-US"/>
+        </w:rPr>
+        <w:t>y_pred_pretrained</w:t>
+      </w:r>
+      <w:proofErr w:type="spellEnd"/>
+      <w:r>
+        <w:rPr>
+          <w:lang w:val="en-US"/>
+        </w:rPr>
+        <w:t>))</w:t>
       </w:r>
     </w:p>
     <w:p>
       <w:pPr>
         <w:spacing w:after="117" w:line="259" w:lineRule="auto"/>
         <w:ind w:left="566" w:right="-10" w:firstLine="0"/>
-        <w:rPr>
-          <w:lang w:val="ru-RU"/>
-        </w:rPr>
-      </w:pPr>
-      <w:r>
+      </w:pPr>
+      <w:r>
+        <w:rPr>
+          <w:noProof/>
+        </w:rPr>
+        <w:lastRenderedPageBreak/>
         <w:drawing>
           <wp:inline distT="0" distB="0" distL="0" distR="0" wp14:anchorId="0FC29DFD" wp14:editId="33125827">
             <wp:extent cx="5306165" cy="2781688"/>
@@ -1268,9 +4390,6 @@
       <w:pPr>
         <w:spacing w:after="117" w:line="259" w:lineRule="auto"/>
         <w:ind w:left="566" w:right="-10" w:firstLine="0"/>
-        <w:rPr>
-          <w:lang w:val="ru-RU"/>
-        </w:rPr>
       </w:pPr>
     </w:p>
     <w:p>
@@ -1282,7 +4401,6 @@
           <w:bCs/>
           <w:sz w:val="28"/>
           <w:szCs w:val="32"/>
-          <w:lang w:val="en-US"/>
         </w:rPr>
       </w:pPr>
       <w:r>
@@ -1291,11 +4409,10 @@
           <w:bCs/>
           <w:sz w:val="28"/>
           <w:szCs w:val="32"/>
-          <w:lang w:val="ru-RU"/>
-        </w:rPr>
-        <w:lastRenderedPageBreak/>
+        </w:rPr>
         <w:t xml:space="preserve">Данные для датасета </w:t>
       </w:r>
+      <w:proofErr w:type="spellStart"/>
       <w:r>
         <w:rPr>
           <w:b/>
@@ -1306,13 +4423,13 @@
         </w:rPr>
         <w:t>winequality</w:t>
       </w:r>
+      <w:proofErr w:type="spellEnd"/>
       <w:r>
         <w:rPr>
           <w:b/>
           <w:bCs/>
           <w:sz w:val="28"/>
           <w:szCs w:val="32"/>
-          <w:lang w:val="ru-RU"/>
         </w:rPr>
         <w:t>-</w:t>
       </w:r>
@@ -1332,7 +4449,6 @@
           <w:bCs/>
           <w:sz w:val="28"/>
           <w:szCs w:val="32"/>
-          <w:lang w:val="ru-RU"/>
         </w:rPr>
         <w:t>:</w:t>
       </w:r>
@@ -1346,7 +4462,6 @@
           <w:bCs/>
           <w:sz w:val="28"/>
           <w:szCs w:val="32"/>
-          <w:lang w:val="ru-RU"/>
         </w:rPr>
       </w:pPr>
       <w:r>
@@ -1355,7 +4470,6 @@
           <w:bCs/>
           <w:sz w:val="28"/>
           <w:szCs w:val="32"/>
-          <w:lang w:val="ru-RU"/>
         </w:rPr>
         <w:t>С нуля:</w:t>
       </w:r>
@@ -1364,13 +4478,10 @@
       <w:pPr>
         <w:spacing w:after="117" w:line="259" w:lineRule="auto"/>
         <w:ind w:left="566" w:right="-10" w:firstLine="0"/>
-        <w:rPr>
-          <w:lang w:val="ru-RU"/>
-        </w:rPr>
-      </w:pPr>
-      <w:r>
-        <w:rPr>
-          <w:lang w:val="ru-RU"/>
+      </w:pPr>
+      <w:r>
+        <w:rPr>
+          <w:noProof/>
         </w:rPr>
         <w:drawing>
           <wp:inline distT="0" distB="0" distL="0" distR="0" wp14:anchorId="53419DE7" wp14:editId="4DB6AF76">
@@ -1413,14 +4524,12 @@
       <w:pPr>
         <w:spacing w:after="117" w:line="259" w:lineRule="auto"/>
         <w:ind w:left="566" w:right="-10" w:firstLine="0"/>
-        <w:rPr>
-          <w:lang w:val="ru-RU"/>
-        </w:rPr>
-      </w:pPr>
-      <w:r>
-        <w:rPr>
-          <w:lang w:val="ru-RU"/>
-        </w:rPr>
+      </w:pPr>
+      <w:r>
+        <w:rPr>
+          <w:noProof/>
+        </w:rPr>
+        <w:lastRenderedPageBreak/>
         <w:drawing>
           <wp:inline distT="0" distB="0" distL="0" distR="0" wp14:anchorId="690B34D9" wp14:editId="42BCC709">
             <wp:extent cx="5639587" cy="4429743"/>
@@ -1467,41 +4576,48 @@
           <w:bCs/>
           <w:sz w:val="28"/>
           <w:szCs w:val="32"/>
-          <w:lang w:val="ru-RU"/>
-        </w:rPr>
-      </w:pPr>
+        </w:rPr>
+      </w:pPr>
+      <w:proofErr w:type="spellStart"/>
       <w:r>
         <w:rPr>
           <w:b/>
           <w:bCs/>
           <w:sz w:val="28"/>
           <w:szCs w:val="32"/>
-          <w:lang w:val="ru-RU"/>
-        </w:rPr>
-        <w:t>Предтренированная:</w:t>
-      </w:r>
-    </w:p>
-    <w:p>
-      <w:pPr>
-        <w:spacing w:after="117" w:line="259" w:lineRule="auto"/>
-        <w:ind w:left="566" w:right="-10" w:firstLine="0"/>
+        </w:rPr>
+        <w:t>Предтренированная</w:t>
+      </w:r>
+      <w:proofErr w:type="spellEnd"/>
+      <w:r>
         <w:rPr>
           <w:b/>
           <w:bCs/>
           <w:sz w:val="28"/>
           <w:szCs w:val="32"/>
-          <w:lang w:val="ru-RU"/>
-        </w:rPr>
-      </w:pPr>
-      <w:r>
+        </w:rPr>
+        <w:t>:</w:t>
+      </w:r>
+    </w:p>
+    <w:p>
+      <w:pPr>
+        <w:spacing w:after="117" w:line="259" w:lineRule="auto"/>
+        <w:ind w:left="566" w:right="-10" w:firstLine="0"/>
         <w:rPr>
           <w:b/>
           <w:bCs/>
           <w:sz w:val="28"/>
           <w:szCs w:val="32"/>
-          <w:lang w:val="ru-RU"/>
-        </w:rPr>
-        <w:lastRenderedPageBreak/>
+        </w:rPr>
+      </w:pPr>
+      <w:r>
+        <w:rPr>
+          <w:b/>
+          <w:bCs/>
+          <w:noProof/>
+          <w:sz w:val="28"/>
+          <w:szCs w:val="32"/>
+        </w:rPr>
         <w:drawing>
           <wp:inline distT="0" distB="0" distL="0" distR="0" wp14:anchorId="2F12B8CA" wp14:editId="3AAF015D">
             <wp:extent cx="6473190" cy="2154555"/>
@@ -1548,17 +4664,17 @@
           <w:bCs/>
           <w:sz w:val="28"/>
           <w:szCs w:val="32"/>
-          <w:lang w:val="ru-RU"/>
         </w:rPr>
       </w:pPr>
       <w:r>
         <w:rPr>
           <w:b/>
           <w:bCs/>
+          <w:noProof/>
           <w:sz w:val="28"/>
           <w:szCs w:val="32"/>
-          <w:lang w:val="ru-RU"/>
-        </w:rPr>
+        </w:rPr>
+        <w:lastRenderedPageBreak/>
         <w:drawing>
           <wp:inline distT="0" distB="0" distL="0" distR="0" wp14:anchorId="7125370A" wp14:editId="42C53F4B">
             <wp:extent cx="5277587" cy="4372585"/>
@@ -1621,7 +4737,39 @@
           <w:rFonts w:ascii="Times New Roman" w:eastAsia="Times New Roman" w:hAnsi="Times New Roman" w:cs="Times New Roman"/>
           <w:sz w:val="24"/>
         </w:rPr>
-        <w:t>осуществлять предобучение нейронных сетей с помощью автоэнкодерного подхода</w:t>
+        <w:t xml:space="preserve">осуществлять </w:t>
+      </w:r>
+      <w:proofErr w:type="spellStart"/>
+      <w:r>
+        <w:rPr>
+          <w:rFonts w:ascii="Times New Roman" w:eastAsia="Times New Roman" w:hAnsi="Times New Roman" w:cs="Times New Roman"/>
+          <w:sz w:val="24"/>
+        </w:rPr>
+        <w:t>предобучение</w:t>
+      </w:r>
+      <w:proofErr w:type="spellEnd"/>
+      <w:r>
+        <w:rPr>
+          <w:rFonts w:ascii="Times New Roman" w:eastAsia="Times New Roman" w:hAnsi="Times New Roman" w:cs="Times New Roman"/>
+          <w:sz w:val="24"/>
+        </w:rPr>
+        <w:t xml:space="preserve"> нейронных сетей с помощью </w:t>
+      </w:r>
+      <w:proofErr w:type="spellStart"/>
+      <w:r>
+        <w:rPr>
+          <w:rFonts w:ascii="Times New Roman" w:eastAsia="Times New Roman" w:hAnsi="Times New Roman" w:cs="Times New Roman"/>
+          <w:sz w:val="24"/>
+        </w:rPr>
+        <w:t>автоэнкодерного</w:t>
+      </w:r>
+      <w:proofErr w:type="spellEnd"/>
+      <w:r>
+        <w:rPr>
+          <w:rFonts w:ascii="Times New Roman" w:eastAsia="Times New Roman" w:hAnsi="Times New Roman" w:cs="Times New Roman"/>
+          <w:sz w:val="24"/>
+        </w:rPr>
+        <w:t xml:space="preserve"> подхода</w:t>
       </w:r>
     </w:p>
     <w:sectPr>
@@ -1862,7 +5010,7 @@
         <w:kern w:val="2"/>
         <w:sz w:val="24"/>
         <w:szCs w:val="24"/>
-        <w:lang w:bidi="ar-SA"/>
+        <w:lang w:val="ru-RU" w:eastAsia="ru-RU" w:bidi="ar-SA"/>
         <w14:ligatures w14:val="standardContextual"/>
       </w:rPr>
     </w:rPrDefault>
